--- a/analysis/02_הטקסט_עם_הערות_עריכה.docx
+++ b/analysis/02_הטקסט_עם_הערות_עריכה.docx
@@ -14881,6 +14881,8 @@
       <w:pgSz w:w="11906" w:h="16838" w:orient="portrait"/>
       <w:pgMar w:top="1296" w:right="1296" w:bottom="1296" w:left="1296" w:header="708" w:footer="708" w:gutter="0"/>
       <w:pgNumType/>
+      <w:bidi/>
+      <w:rtlGutter/>
       <w:docGrid w:linePitch="360"/>
     </w:sectPr>
   </w:body>
@@ -15059,8 +15061,13 @@
       <w:lvlText w:val="•"/>
       <w:lvlJc w:val="right"/>
       <w:pPr>
-        <w:ind w:right="360" w:hanging="220"/>
-      </w:pPr>
+        <w:bidi/>
+        <w:ind w:right="360" w:hanging="240"/>
+      </w:pPr>
+      <w:rPr>
+        <w:rFonts w:ascii="Arial" w:cs="Arial" w:eastAsia="Arial" w:hAnsi="Arial"/>
+        <w:rtl/>
+      </w:rPr>
     </w:lvl>
     <w:lvl w:ilvl="1" w15:tentative="1">
       <w:start w:val="1"/>
@@ -15068,8 +15075,13 @@
       <w:lvlText w:val="◦"/>
       <w:lvlJc w:val="right"/>
       <w:pPr>
-        <w:ind w:right="720" w:hanging="220"/>
-      </w:pPr>
+        <w:bidi/>
+        <w:ind w:right="720" w:hanging="240"/>
+      </w:pPr>
+      <w:rPr>
+        <w:rFonts w:ascii="Arial" w:cs="Arial" w:eastAsia="Arial" w:hAnsi="Arial"/>
+        <w:rtl/>
+      </w:rPr>
     </w:lvl>
   </w:abstractNum>
   <w:abstractNum w:abstractNumId="3" w15:restartNumberingAfterBreak="0">
@@ -15080,8 +15092,13 @@
       <w:lvlText w:val="%1."/>
       <w:lvlJc w:val="right"/>
       <w:pPr>
-        <w:ind w:right="400" w:hanging="260"/>
-      </w:pPr>
+        <w:bidi/>
+        <w:ind w:right="400" w:hanging="240"/>
+      </w:pPr>
+      <w:rPr>
+        <w:rFonts w:ascii="Arial" w:cs="Arial" w:eastAsia="Arial" w:hAnsi="Arial"/>
+        <w:rtl/>
+      </w:rPr>
     </w:lvl>
   </w:abstractNum>
   <w:num w:numId="1">
@@ -15108,6 +15125,7 @@
         <w:color w:val="1A1A1A"/>
         <w:sz w:val="22"/>
         <w:szCs w:val="22"/>
+        <w:rtl/>
       </w:rPr>
     </w:rPrDefault>
     <w:pPrDefault>

--- a/analysis/02_הטקסט_עם_הערות_עריכה.docx
+++ b/analysis/02_הטקסט_עם_הערות_עריכה.docx
@@ -7,7 +7,6 @@
         <w:keepNext w:val="false"/>
         <w:bidi/>
         <w:spacing w:after="0" w:before="0" w:line="300"/>
-        <w:jc w:val="right"/>
       </w:pPr>
       <w:r>
         <w:rPr>
@@ -29,7 +28,6 @@
         <w:keepNext w:val="false"/>
         <w:bidi/>
         <w:spacing w:after="0" w:before="0" w:line="300"/>
-        <w:jc w:val="right"/>
       </w:pPr>
       <w:r>
         <w:rPr>
@@ -51,7 +49,6 @@
         <w:keepNext w:val="false"/>
         <w:bidi/>
         <w:spacing w:after="0" w:before="0" w:line="300"/>
-        <w:jc w:val="right"/>
       </w:pPr>
       <w:r>
         <w:rPr>
@@ -73,7 +70,6 @@
         <w:keepNext w:val="false"/>
         <w:bidi/>
         <w:spacing w:after="0" w:before="0" w:line="300"/>
-        <w:jc w:val="right"/>
       </w:pPr>
       <w:r>
         <w:rPr>
@@ -238,7 +234,6 @@
         <w:keepNext/>
         <w:bidi/>
         <w:spacing w:after="160" w:before="400"/>
-        <w:jc w:val="right"/>
       </w:pPr>
       <w:r>
         <w:rPr>
@@ -261,7 +256,6 @@
         <w:keepNext w:val="false"/>
         <w:bidi/>
         <w:spacing w:after="120" w:before="0" w:line="300"/>
-        <w:jc w:val="right"/>
       </w:pPr>
       <w:r>
         <w:rPr>
@@ -287,7 +281,6 @@
         </w:numPr>
         <w:bidi/>
         <w:spacing w:after="80" w:line="290"/>
-        <w:jc w:val="right"/>
       </w:pPr>
       <w:r>
         <w:rPr>
@@ -327,7 +320,6 @@
         </w:numPr>
         <w:bidi/>
         <w:spacing w:after="80" w:line="290"/>
-        <w:jc w:val="right"/>
       </w:pPr>
       <w:r>
         <w:rPr>
@@ -367,7 +359,6 @@
         </w:numPr>
         <w:bidi/>
         <w:spacing w:after="80" w:line="290"/>
-        <w:jc w:val="right"/>
       </w:pPr>
       <w:r>
         <w:rPr>
@@ -403,7 +394,6 @@
         <w:keepNext w:val="false"/>
         <w:bidi/>
         <w:spacing w:after="0" w:before="0" w:line="300"/>
-        <w:jc w:val="right"/>
       </w:pPr>
       <w:r>
         <w:rPr>
@@ -425,7 +415,6 @@
         <w:keepNext w:val="false"/>
         <w:bidi/>
         <w:spacing w:after="120" w:before="0" w:line="300"/>
-        <w:jc w:val="right"/>
       </w:pPr>
       <w:r>
         <w:rPr>
@@ -446,13 +435,12 @@
       <w:pPr>
         <w:keepNext w:val="false"/>
         <w:pBdr>
-          <w:right w:val="single" w:color="A32020" w:sz="18" w:space="8"/>
+          <w:left w:val="single" w:color="A32020" w:sz="18" w:space="8"/>
         </w:pBdr>
         <w:shd w:fill="FBEEEE" w:color="auto" w:val="clear"/>
         <w:bidi/>
         <w:spacing w:after="120" w:before="0" w:line="280"/>
-        <w:ind w:left="120" w:right="520"/>
-        <w:jc w:val="right"/>
+        <w:ind w:left="520" w:right="120"/>
       </w:pPr>
       <w:r>
         <w:rPr>
@@ -501,13 +489,12 @@
       <w:pPr>
         <w:keepNext w:val="false"/>
         <w:pBdr>
-          <w:right w:val="single" w:color="8A6A12" w:sz="18" w:space="8"/>
+          <w:left w:val="single" w:color="8A6A12" w:sz="18" w:space="8"/>
         </w:pBdr>
         <w:shd w:fill="FBF6E7" w:color="auto" w:val="clear"/>
         <w:bidi/>
         <w:spacing w:after="120" w:before="0" w:line="280"/>
-        <w:ind w:left="120" w:right="520"/>
-        <w:jc w:val="right"/>
+        <w:ind w:left="520" w:right="120"/>
       </w:pPr>
       <w:r>
         <w:rPr>
@@ -556,13 +543,12 @@
       <w:pPr>
         <w:keepNext w:val="false"/>
         <w:pBdr>
-          <w:right w:val="single" w:color="2E5E3A" w:sz="18" w:space="8"/>
+          <w:left w:val="single" w:color="2E5E3A" w:sz="18" w:space="8"/>
         </w:pBdr>
         <w:shd w:fill="EDF5EF" w:color="auto" w:val="clear"/>
         <w:bidi/>
         <w:spacing w:after="120" w:before="0" w:line="280"/>
-        <w:ind w:left="120" w:right="520"/>
-        <w:jc w:val="right"/>
+        <w:ind w:left="520" w:right="120"/>
       </w:pPr>
       <w:r>
         <w:rPr>
@@ -612,7 +598,6 @@
         <w:keepNext w:val="false"/>
         <w:bidi/>
         <w:spacing w:after="0" w:before="0" w:line="300"/>
-        <w:jc w:val="right"/>
       </w:pPr>
       <w:r>
         <w:rPr>
@@ -633,13 +618,12 @@
       <w:pPr>
         <w:keepNext w:val="false"/>
         <w:pBdr>
-          <w:right w:val="single" w:color="1F4E79" w:sz="18" w:space="8"/>
+          <w:left w:val="single" w:color="1F4E79" w:sz="18" w:space="8"/>
         </w:pBdr>
         <w:shd w:fill="EEF3F9" w:color="auto" w:val="clear"/>
         <w:bidi/>
         <w:spacing w:after="140" w:before="0" w:line="300"/>
         <w:ind w:left="120" w:right="120"/>
-        <w:jc w:val="right"/>
       </w:pPr>
       <w:r>
         <w:rPr>
@@ -684,7 +668,6 @@
         <w:keepNext/>
         <w:bidi/>
         <w:spacing w:after="160" w:before="400"/>
-        <w:jc w:val="right"/>
       </w:pPr>
       <w:r>
         <w:rPr>
@@ -708,7 +691,6 @@
         <w:keepNext/>
         <w:bidi/>
         <w:spacing w:after="160" w:before="320"/>
-        <w:jc w:val="right"/>
       </w:pPr>
       <w:r>
         <w:rPr>
@@ -731,7 +713,6 @@
         <w:keepNext w:val="false"/>
         <w:bidi/>
         <w:spacing w:after="120" w:before="0" w:line="300"/>
-        <w:jc w:val="right"/>
       </w:pPr>
       <w:r>
         <w:rPr>
@@ -789,7 +770,6 @@
               <w:shd w:fill="EDEFF2" w:color="auto" w:val="clear"/>
               <w:bidi/>
               <w:spacing w:after="40" w:before="0" w:line="300"/>
-              <w:jc w:val="right"/>
             </w:pPr>
             <w:r>
               <w:rPr>
@@ -824,7 +804,6 @@
               <w:shd w:fill="EDEFF2" w:color="auto" w:val="clear"/>
               <w:bidi/>
               <w:spacing w:after="40" w:before="0" w:line="300"/>
-              <w:jc w:val="right"/>
             </w:pPr>
             <w:r>
               <w:rPr>
@@ -859,7 +838,6 @@
               <w:shd w:fill="EDEFF2" w:color="auto" w:val="clear"/>
               <w:bidi/>
               <w:spacing w:after="40" w:before="0" w:line="300"/>
-              <w:jc w:val="right"/>
             </w:pPr>
             <w:r>
               <w:rPr>
@@ -894,7 +872,6 @@
               <w:shd w:fill="EDEFF2" w:color="auto" w:val="clear"/>
               <w:bidi/>
               <w:spacing w:after="40" w:before="0" w:line="300"/>
-              <w:jc w:val="right"/>
             </w:pPr>
             <w:r>
               <w:rPr>
@@ -929,7 +906,6 @@
               <w:shd w:fill="EDEFF2" w:color="auto" w:val="clear"/>
               <w:bidi/>
               <w:spacing w:after="40" w:before="0" w:line="300"/>
-              <w:jc w:val="right"/>
             </w:pPr>
             <w:r>
               <w:rPr>
@@ -964,7 +940,6 @@
               <w:keepNext w:val="false"/>
               <w:bidi/>
               <w:spacing w:after="40" w:before="0" w:line="300"/>
-              <w:jc w:val="right"/>
             </w:pPr>
             <w:r>
               <w:rPr>
@@ -997,7 +972,6 @@
               <w:keepNext w:val="false"/>
               <w:bidi/>
               <w:spacing w:after="40" w:before="0" w:line="300"/>
-              <w:jc w:val="right"/>
             </w:pPr>
             <w:r>
               <w:rPr>
@@ -1030,7 +1004,6 @@
               <w:keepNext w:val="false"/>
               <w:bidi/>
               <w:spacing w:after="40" w:before="0" w:line="300"/>
-              <w:jc w:val="right"/>
             </w:pPr>
             <w:r>
               <w:rPr>
@@ -1063,7 +1036,6 @@
               <w:keepNext w:val="false"/>
               <w:bidi/>
               <w:spacing w:after="40" w:before="0" w:line="300"/>
-              <w:jc w:val="right"/>
             </w:pPr>
             <w:r>
               <w:rPr>
@@ -1096,7 +1068,6 @@
               <w:keepNext w:val="false"/>
               <w:bidi/>
               <w:spacing w:after="40" w:before="0" w:line="300"/>
-              <w:jc w:val="right"/>
             </w:pPr>
             <w:r>
               <w:rPr>
@@ -1133,7 +1104,6 @@
               <w:shd w:fill="FAFAFA" w:color="auto" w:val="clear"/>
               <w:bidi/>
               <w:spacing w:after="40" w:before="0" w:line="300"/>
-              <w:jc w:val="right"/>
             </w:pPr>
             <w:r>
               <w:rPr>
@@ -1168,7 +1138,6 @@
               <w:shd w:fill="FAFAFA" w:color="auto" w:val="clear"/>
               <w:bidi/>
               <w:spacing w:after="40" w:before="0" w:line="300"/>
-              <w:jc w:val="right"/>
             </w:pPr>
             <w:r>
               <w:rPr>
@@ -1203,7 +1172,6 @@
               <w:shd w:fill="FAFAFA" w:color="auto" w:val="clear"/>
               <w:bidi/>
               <w:spacing w:after="40" w:before="0" w:line="300"/>
-              <w:jc w:val="right"/>
             </w:pPr>
             <w:r>
               <w:rPr>
@@ -1238,7 +1206,6 @@
               <w:shd w:fill="FAFAFA" w:color="auto" w:val="clear"/>
               <w:bidi/>
               <w:spacing w:after="40" w:before="0" w:line="300"/>
-              <w:jc w:val="right"/>
             </w:pPr>
             <w:r>
               <w:rPr>
@@ -1273,7 +1240,6 @@
               <w:shd w:fill="FAFAFA" w:color="auto" w:val="clear"/>
               <w:bidi/>
               <w:spacing w:after="40" w:before="0" w:line="300"/>
-              <w:jc w:val="right"/>
             </w:pPr>
             <w:r>
               <w:rPr>
@@ -1308,7 +1274,6 @@
               <w:keepNext w:val="false"/>
               <w:bidi/>
               <w:spacing w:after="40" w:before="0" w:line="300"/>
-              <w:jc w:val="right"/>
             </w:pPr>
             <w:r>
               <w:rPr>
@@ -1341,7 +1306,6 @@
               <w:keepNext w:val="false"/>
               <w:bidi/>
               <w:spacing w:after="40" w:before="0" w:line="300"/>
-              <w:jc w:val="right"/>
             </w:pPr>
             <w:r>
               <w:rPr>
@@ -1374,7 +1338,6 @@
               <w:keepNext w:val="false"/>
               <w:bidi/>
               <w:spacing w:after="40" w:before="0" w:line="300"/>
-              <w:jc w:val="right"/>
             </w:pPr>
             <w:r>
               <w:rPr>
@@ -1407,7 +1370,6 @@
               <w:keepNext w:val="false"/>
               <w:bidi/>
               <w:spacing w:after="40" w:before="0" w:line="300"/>
-              <w:jc w:val="right"/>
             </w:pPr>
             <w:r>
               <w:rPr>
@@ -1440,7 +1402,6 @@
               <w:keepNext w:val="false"/>
               <w:bidi/>
               <w:spacing w:after="40" w:before="0" w:line="300"/>
-              <w:jc w:val="right"/>
             </w:pPr>
             <w:r>
               <w:rPr>
@@ -1477,7 +1438,6 @@
               <w:shd w:fill="FAFAFA" w:color="auto" w:val="clear"/>
               <w:bidi/>
               <w:spacing w:after="40" w:before="0" w:line="300"/>
-              <w:jc w:val="right"/>
             </w:pPr>
             <w:r>
               <w:rPr>
@@ -1512,7 +1472,6 @@
               <w:shd w:fill="FAFAFA" w:color="auto" w:val="clear"/>
               <w:bidi/>
               <w:spacing w:after="40" w:before="0" w:line="300"/>
-              <w:jc w:val="right"/>
             </w:pPr>
             <w:r>
               <w:rPr>
@@ -1547,7 +1506,6 @@
               <w:shd w:fill="FAFAFA" w:color="auto" w:val="clear"/>
               <w:bidi/>
               <w:spacing w:after="40" w:before="0" w:line="300"/>
-              <w:jc w:val="right"/>
             </w:pPr>
             <w:r>
               <w:rPr>
@@ -1582,7 +1540,6 @@
               <w:shd w:fill="FAFAFA" w:color="auto" w:val="clear"/>
               <w:bidi/>
               <w:spacing w:after="40" w:before="0" w:line="300"/>
-              <w:jc w:val="right"/>
             </w:pPr>
             <w:r>
               <w:rPr>
@@ -1617,7 +1574,6 @@
               <w:shd w:fill="FAFAFA" w:color="auto" w:val="clear"/>
               <w:bidi/>
               <w:spacing w:after="40" w:before="0" w:line="300"/>
-              <w:jc w:val="right"/>
             </w:pPr>
             <w:r>
               <w:rPr>
@@ -1652,7 +1608,6 @@
               <w:keepNext w:val="false"/>
               <w:bidi/>
               <w:spacing w:after="40" w:before="0" w:line="300"/>
-              <w:jc w:val="right"/>
             </w:pPr>
             <w:r>
               <w:rPr>
@@ -1685,7 +1640,6 @@
               <w:keepNext w:val="false"/>
               <w:bidi/>
               <w:spacing w:after="40" w:before="0" w:line="300"/>
-              <w:jc w:val="right"/>
             </w:pPr>
             <w:r>
               <w:rPr>
@@ -1718,7 +1672,6 @@
               <w:keepNext w:val="false"/>
               <w:bidi/>
               <w:spacing w:after="40" w:before="0" w:line="300"/>
-              <w:jc w:val="right"/>
             </w:pPr>
             <w:r>
               <w:rPr>
@@ -1751,7 +1704,6 @@
               <w:keepNext w:val="false"/>
               <w:bidi/>
               <w:spacing w:after="40" w:before="0" w:line="300"/>
-              <w:jc w:val="right"/>
             </w:pPr>
             <w:r>
               <w:rPr>
@@ -1784,7 +1736,6 @@
               <w:keepNext w:val="false"/>
               <w:bidi/>
               <w:spacing w:after="40" w:before="0" w:line="300"/>
-              <w:jc w:val="right"/>
             </w:pPr>
             <w:r>
               <w:rPr>
@@ -1821,7 +1772,6 @@
               <w:shd w:fill="FAFAFA" w:color="auto" w:val="clear"/>
               <w:bidi/>
               <w:spacing w:after="40" w:before="0" w:line="300"/>
-              <w:jc w:val="right"/>
             </w:pPr>
             <w:r>
               <w:rPr>
@@ -1856,7 +1806,6 @@
               <w:shd w:fill="FAFAFA" w:color="auto" w:val="clear"/>
               <w:bidi/>
               <w:spacing w:after="40" w:before="0" w:line="300"/>
-              <w:jc w:val="right"/>
             </w:pPr>
             <w:r>
               <w:rPr>
@@ -1891,7 +1840,6 @@
               <w:shd w:fill="FAFAFA" w:color="auto" w:val="clear"/>
               <w:bidi/>
               <w:spacing w:after="40" w:before="0" w:line="300"/>
-              <w:jc w:val="right"/>
             </w:pPr>
             <w:r>
               <w:rPr>
@@ -1926,7 +1874,6 @@
               <w:shd w:fill="FAFAFA" w:color="auto" w:val="clear"/>
               <w:bidi/>
               <w:spacing w:after="40" w:before="0" w:line="300"/>
-              <w:jc w:val="right"/>
             </w:pPr>
             <w:r>
               <w:rPr>
@@ -1961,7 +1908,6 @@
               <w:shd w:fill="FAFAFA" w:color="auto" w:val="clear"/>
               <w:bidi/>
               <w:spacing w:after="40" w:before="0" w:line="300"/>
-              <w:jc w:val="right"/>
             </w:pPr>
             <w:r>
               <w:rPr>
@@ -1996,7 +1942,6 @@
               <w:keepNext w:val="false"/>
               <w:bidi/>
               <w:spacing w:after="40" w:before="0" w:line="300"/>
-              <w:jc w:val="right"/>
             </w:pPr>
             <w:r>
               <w:rPr>
@@ -2029,7 +1974,6 @@
               <w:keepNext w:val="false"/>
               <w:bidi/>
               <w:spacing w:after="40" w:before="0" w:line="300"/>
-              <w:jc w:val="right"/>
             </w:pPr>
             <w:r>
               <w:rPr>
@@ -2062,7 +2006,6 @@
               <w:keepNext w:val="false"/>
               <w:bidi/>
               <w:spacing w:after="40" w:before="0" w:line="300"/>
-              <w:jc w:val="right"/>
             </w:pPr>
             <w:r>
               <w:rPr>
@@ -2095,7 +2038,6 @@
               <w:keepNext w:val="false"/>
               <w:bidi/>
               <w:spacing w:after="40" w:before="0" w:line="300"/>
-              <w:jc w:val="right"/>
             </w:pPr>
             <w:r>
               <w:rPr>
@@ -2128,7 +2070,6 @@
               <w:keepNext w:val="false"/>
               <w:bidi/>
               <w:spacing w:after="40" w:before="0" w:line="300"/>
-              <w:jc w:val="right"/>
             </w:pPr>
             <w:r>
               <w:rPr>
@@ -2165,7 +2106,6 @@
               <w:shd w:fill="FAFAFA" w:color="auto" w:val="clear"/>
               <w:bidi/>
               <w:spacing w:after="40" w:before="0" w:line="300"/>
-              <w:jc w:val="right"/>
             </w:pPr>
             <w:r>
               <w:rPr>
@@ -2200,7 +2140,6 @@
               <w:shd w:fill="FAFAFA" w:color="auto" w:val="clear"/>
               <w:bidi/>
               <w:spacing w:after="40" w:before="0" w:line="300"/>
-              <w:jc w:val="right"/>
             </w:pPr>
             <w:r>
               <w:rPr>
@@ -2235,7 +2174,6 @@
               <w:shd w:fill="FAFAFA" w:color="auto" w:val="clear"/>
               <w:bidi/>
               <w:spacing w:after="40" w:before="0" w:line="300"/>
-              <w:jc w:val="right"/>
             </w:pPr>
             <w:r>
               <w:rPr>
@@ -2270,7 +2208,6 @@
               <w:shd w:fill="FAFAFA" w:color="auto" w:val="clear"/>
               <w:bidi/>
               <w:spacing w:after="40" w:before="0" w:line="300"/>
-              <w:jc w:val="right"/>
             </w:pPr>
             <w:r>
               <w:rPr>
@@ -2305,7 +2242,6 @@
               <w:shd w:fill="FAFAFA" w:color="auto" w:val="clear"/>
               <w:bidi/>
               <w:spacing w:after="40" w:before="0" w:line="300"/>
-              <w:jc w:val="right"/>
             </w:pPr>
             <w:r>
               <w:rPr>
@@ -2340,7 +2276,6 @@
               <w:keepNext w:val="false"/>
               <w:bidi/>
               <w:spacing w:after="40" w:before="0" w:line="300"/>
-              <w:jc w:val="right"/>
             </w:pPr>
             <w:r>
               <w:rPr>
@@ -2373,7 +2308,6 @@
               <w:keepNext w:val="false"/>
               <w:bidi/>
               <w:spacing w:after="40" w:before="0" w:line="300"/>
-              <w:jc w:val="right"/>
             </w:pPr>
             <w:r>
               <w:rPr>
@@ -2406,7 +2340,6 @@
               <w:keepNext w:val="false"/>
               <w:bidi/>
               <w:spacing w:after="40" w:before="0" w:line="300"/>
-              <w:jc w:val="right"/>
             </w:pPr>
             <w:r>
               <w:rPr>
@@ -2439,7 +2372,6 @@
               <w:keepNext w:val="false"/>
               <w:bidi/>
               <w:spacing w:after="40" w:before="0" w:line="300"/>
-              <w:jc w:val="right"/>
             </w:pPr>
             <w:r>
               <w:rPr>
@@ -2472,7 +2404,6 @@
               <w:keepNext w:val="false"/>
               <w:bidi/>
               <w:spacing w:after="40" w:before="0" w:line="300"/>
-              <w:jc w:val="right"/>
             </w:pPr>
             <w:r>
               <w:rPr>
@@ -2509,7 +2440,6 @@
               <w:shd w:fill="FAFAFA" w:color="auto" w:val="clear"/>
               <w:bidi/>
               <w:spacing w:after="40" w:before="0" w:line="300"/>
-              <w:jc w:val="right"/>
             </w:pPr>
             <w:r>
               <w:rPr>
@@ -2544,7 +2474,6 @@
               <w:shd w:fill="FAFAFA" w:color="auto" w:val="clear"/>
               <w:bidi/>
               <w:spacing w:after="40" w:before="0" w:line="300"/>
-              <w:jc w:val="right"/>
             </w:pPr>
             <w:r>
               <w:rPr>
@@ -2579,7 +2508,6 @@
               <w:shd w:fill="FAFAFA" w:color="auto" w:val="clear"/>
               <w:bidi/>
               <w:spacing w:after="40" w:before="0" w:line="300"/>
-              <w:jc w:val="right"/>
             </w:pPr>
             <w:r>
               <w:rPr>
@@ -2614,7 +2542,6 @@
               <w:shd w:fill="FAFAFA" w:color="auto" w:val="clear"/>
               <w:bidi/>
               <w:spacing w:after="40" w:before="0" w:line="300"/>
-              <w:jc w:val="right"/>
             </w:pPr>
             <w:r>
               <w:rPr>
@@ -2649,7 +2576,6 @@
               <w:shd w:fill="FAFAFA" w:color="auto" w:val="clear"/>
               <w:bidi/>
               <w:spacing w:after="40" w:before="0" w:line="300"/>
-              <w:jc w:val="right"/>
             </w:pPr>
             <w:r>
               <w:rPr>
@@ -2684,7 +2610,6 @@
               <w:keepNext w:val="false"/>
               <w:bidi/>
               <w:spacing w:after="40" w:before="0" w:line="300"/>
-              <w:jc w:val="right"/>
             </w:pPr>
             <w:r>
               <w:rPr>
@@ -2717,7 +2642,6 @@
               <w:keepNext w:val="false"/>
               <w:bidi/>
               <w:spacing w:after="40" w:before="0" w:line="300"/>
-              <w:jc w:val="right"/>
             </w:pPr>
             <w:r>
               <w:rPr>
@@ -2750,7 +2674,6 @@
               <w:keepNext w:val="false"/>
               <w:bidi/>
               <w:spacing w:after="40" w:before="0" w:line="300"/>
-              <w:jc w:val="right"/>
             </w:pPr>
             <w:r>
               <w:rPr>
@@ -2783,7 +2706,6 @@
               <w:keepNext w:val="false"/>
               <w:bidi/>
               <w:spacing w:after="40" w:before="0" w:line="300"/>
-              <w:jc w:val="right"/>
             </w:pPr>
             <w:r>
               <w:rPr>
@@ -2816,7 +2738,6 @@
               <w:keepNext w:val="false"/>
               <w:bidi/>
               <w:spacing w:after="40" w:before="0" w:line="300"/>
-              <w:jc w:val="right"/>
             </w:pPr>
             <w:r>
               <w:rPr>
@@ -2853,7 +2774,6 @@
               <w:shd w:fill="FAFAFA" w:color="auto" w:val="clear"/>
               <w:bidi/>
               <w:spacing w:after="40" w:before="0" w:line="300"/>
-              <w:jc w:val="right"/>
             </w:pPr>
             <w:r>
               <w:rPr>
@@ -2888,7 +2808,6 @@
               <w:shd w:fill="FAFAFA" w:color="auto" w:val="clear"/>
               <w:bidi/>
               <w:spacing w:after="40" w:before="0" w:line="300"/>
-              <w:jc w:val="right"/>
             </w:pPr>
             <w:r>
               <w:rPr>
@@ -2923,7 +2842,6 @@
               <w:shd w:fill="FAFAFA" w:color="auto" w:val="clear"/>
               <w:bidi/>
               <w:spacing w:after="40" w:before="0" w:line="300"/>
-              <w:jc w:val="right"/>
             </w:pPr>
             <w:r>
               <w:rPr>
@@ -2958,7 +2876,6 @@
               <w:shd w:fill="FAFAFA" w:color="auto" w:val="clear"/>
               <w:bidi/>
               <w:spacing w:after="40" w:before="0" w:line="300"/>
-              <w:jc w:val="right"/>
             </w:pPr>
             <w:r>
               <w:rPr>
@@ -2993,7 +2910,6 @@
               <w:shd w:fill="FAFAFA" w:color="auto" w:val="clear"/>
               <w:bidi/>
               <w:spacing w:after="40" w:before="0" w:line="300"/>
-              <w:jc w:val="right"/>
             </w:pPr>
             <w:r>
               <w:rPr>
@@ -3018,7 +2934,6 @@
         <w:keepNext w:val="false"/>
         <w:bidi/>
         <w:spacing w:after="0" w:before="0" w:line="300"/>
-        <w:jc w:val="right"/>
       </w:pPr>
       <w:r>
         <w:rPr>
@@ -3041,7 +2956,6 @@
         <w:keepNext/>
         <w:bidi/>
         <w:spacing w:after="160" w:before="320"/>
-        <w:jc w:val="right"/>
       </w:pPr>
       <w:r>
         <w:rPr>
@@ -3064,7 +2978,6 @@
         <w:keepNext w:val="false"/>
         <w:bidi/>
         <w:spacing w:after="120" w:before="0" w:line="300"/>
-        <w:jc w:val="right"/>
       </w:pPr>
       <w:r>
         <w:rPr>
@@ -3121,7 +3034,6 @@
               <w:shd w:fill="EDEFF2" w:color="auto" w:val="clear"/>
               <w:bidi/>
               <w:spacing w:after="40" w:before="0" w:line="300"/>
-              <w:jc w:val="right"/>
             </w:pPr>
             <w:r>
               <w:rPr>
@@ -3156,7 +3068,6 @@
               <w:shd w:fill="EDEFF2" w:color="auto" w:val="clear"/>
               <w:bidi/>
               <w:spacing w:after="40" w:before="0" w:line="300"/>
-              <w:jc w:val="right"/>
             </w:pPr>
             <w:r>
               <w:rPr>
@@ -3191,7 +3102,6 @@
               <w:shd w:fill="EDEFF2" w:color="auto" w:val="clear"/>
               <w:bidi/>
               <w:spacing w:after="40" w:before="0" w:line="300"/>
-              <w:jc w:val="right"/>
             </w:pPr>
             <w:r>
               <w:rPr>
@@ -3226,7 +3136,6 @@
               <w:shd w:fill="EDEFF2" w:color="auto" w:val="clear"/>
               <w:bidi/>
               <w:spacing w:after="40" w:before="0" w:line="300"/>
-              <w:jc w:val="right"/>
             </w:pPr>
             <w:r>
               <w:rPr>
@@ -3261,7 +3170,6 @@
               <w:keepNext w:val="false"/>
               <w:bidi/>
               <w:spacing w:after="40" w:before="0" w:line="300"/>
-              <w:jc w:val="right"/>
             </w:pPr>
             <w:r>
               <w:rPr>
@@ -3294,7 +3202,6 @@
               <w:keepNext w:val="false"/>
               <w:bidi/>
               <w:spacing w:after="40" w:before="0" w:line="300"/>
-              <w:jc w:val="right"/>
             </w:pPr>
             <w:r>
               <w:rPr>
@@ -3327,7 +3234,6 @@
               <w:keepNext w:val="false"/>
               <w:bidi/>
               <w:spacing w:after="40" w:before="0" w:line="300"/>
-              <w:jc w:val="right"/>
             </w:pPr>
             <w:r>
               <w:rPr>
@@ -3360,7 +3266,6 @@
               <w:keepNext w:val="false"/>
               <w:bidi/>
               <w:spacing w:after="40" w:before="0" w:line="300"/>
-              <w:jc w:val="right"/>
             </w:pPr>
             <w:r>
               <w:rPr>
@@ -3397,7 +3302,6 @@
               <w:shd w:fill="FAFAFA" w:color="auto" w:val="clear"/>
               <w:bidi/>
               <w:spacing w:after="40" w:before="0" w:line="300"/>
-              <w:jc w:val="right"/>
             </w:pPr>
             <w:r>
               <w:rPr>
@@ -3432,7 +3336,6 @@
               <w:shd w:fill="FAFAFA" w:color="auto" w:val="clear"/>
               <w:bidi/>
               <w:spacing w:after="40" w:before="0" w:line="300"/>
-              <w:jc w:val="right"/>
             </w:pPr>
             <w:r>
               <w:rPr>
@@ -3467,7 +3370,6 @@
               <w:shd w:fill="FAFAFA" w:color="auto" w:val="clear"/>
               <w:bidi/>
               <w:spacing w:after="40" w:before="0" w:line="300"/>
-              <w:jc w:val="right"/>
             </w:pPr>
             <w:r>
               <w:rPr>
@@ -3502,7 +3404,6 @@
               <w:shd w:fill="FAFAFA" w:color="auto" w:val="clear"/>
               <w:bidi/>
               <w:spacing w:after="40" w:before="0" w:line="300"/>
-              <w:jc w:val="right"/>
             </w:pPr>
             <w:r>
               <w:rPr>
@@ -3537,7 +3438,6 @@
               <w:keepNext w:val="false"/>
               <w:bidi/>
               <w:spacing w:after="40" w:before="0" w:line="300"/>
-              <w:jc w:val="right"/>
             </w:pPr>
             <w:r>
               <w:rPr>
@@ -3570,7 +3470,6 @@
               <w:keepNext w:val="false"/>
               <w:bidi/>
               <w:spacing w:after="40" w:before="0" w:line="300"/>
-              <w:jc w:val="right"/>
             </w:pPr>
             <w:r>
               <w:rPr>
@@ -3603,7 +3502,6 @@
               <w:keepNext w:val="false"/>
               <w:bidi/>
               <w:spacing w:after="40" w:before="0" w:line="300"/>
-              <w:jc w:val="right"/>
             </w:pPr>
             <w:r>
               <w:rPr>
@@ -3636,7 +3534,6 @@
               <w:keepNext w:val="false"/>
               <w:bidi/>
               <w:spacing w:after="40" w:before="0" w:line="300"/>
-              <w:jc w:val="right"/>
             </w:pPr>
             <w:r>
               <w:rPr>
@@ -3673,7 +3570,6 @@
               <w:shd w:fill="FAFAFA" w:color="auto" w:val="clear"/>
               <w:bidi/>
               <w:spacing w:after="40" w:before="0" w:line="300"/>
-              <w:jc w:val="right"/>
             </w:pPr>
             <w:r>
               <w:rPr>
@@ -3708,7 +3604,6 @@
               <w:shd w:fill="FAFAFA" w:color="auto" w:val="clear"/>
               <w:bidi/>
               <w:spacing w:after="40" w:before="0" w:line="300"/>
-              <w:jc w:val="right"/>
             </w:pPr>
             <w:r>
               <w:rPr>
@@ -3743,7 +3638,6 @@
               <w:shd w:fill="FAFAFA" w:color="auto" w:val="clear"/>
               <w:bidi/>
               <w:spacing w:after="40" w:before="0" w:line="300"/>
-              <w:jc w:val="right"/>
             </w:pPr>
             <w:r>
               <w:rPr>
@@ -3778,7 +3672,6 @@
               <w:shd w:fill="FAFAFA" w:color="auto" w:val="clear"/>
               <w:bidi/>
               <w:spacing w:after="40" w:before="0" w:line="300"/>
-              <w:jc w:val="right"/>
             </w:pPr>
             <w:r>
               <w:rPr>
@@ -3813,7 +3706,6 @@
               <w:keepNext w:val="false"/>
               <w:bidi/>
               <w:spacing w:after="40" w:before="0" w:line="300"/>
-              <w:jc w:val="right"/>
             </w:pPr>
             <w:r>
               <w:rPr>
@@ -3846,7 +3738,6 @@
               <w:keepNext w:val="false"/>
               <w:bidi/>
               <w:spacing w:after="40" w:before="0" w:line="300"/>
-              <w:jc w:val="right"/>
             </w:pPr>
             <w:r>
               <w:rPr>
@@ -3879,7 +3770,6 @@
               <w:keepNext w:val="false"/>
               <w:bidi/>
               <w:spacing w:after="40" w:before="0" w:line="300"/>
-              <w:jc w:val="right"/>
             </w:pPr>
             <w:r>
               <w:rPr>
@@ -3912,7 +3802,6 @@
               <w:keepNext w:val="false"/>
               <w:bidi/>
               <w:spacing w:after="40" w:before="0" w:line="300"/>
-              <w:jc w:val="right"/>
             </w:pPr>
             <w:r>
               <w:rPr>
@@ -3949,7 +3838,6 @@
               <w:shd w:fill="FAFAFA" w:color="auto" w:val="clear"/>
               <w:bidi/>
               <w:spacing w:after="40" w:before="0" w:line="300"/>
-              <w:jc w:val="right"/>
             </w:pPr>
             <w:r>
               <w:rPr>
@@ -3984,7 +3872,6 @@
               <w:shd w:fill="FAFAFA" w:color="auto" w:val="clear"/>
               <w:bidi/>
               <w:spacing w:after="40" w:before="0" w:line="300"/>
-              <w:jc w:val="right"/>
             </w:pPr>
             <w:r>
               <w:rPr>
@@ -4019,7 +3906,6 @@
               <w:shd w:fill="FAFAFA" w:color="auto" w:val="clear"/>
               <w:bidi/>
               <w:spacing w:after="40" w:before="0" w:line="300"/>
-              <w:jc w:val="right"/>
             </w:pPr>
             <w:r>
               <w:rPr>
@@ -4054,7 +3940,6 @@
               <w:shd w:fill="FAFAFA" w:color="auto" w:val="clear"/>
               <w:bidi/>
               <w:spacing w:after="40" w:before="0" w:line="300"/>
-              <w:jc w:val="right"/>
             </w:pPr>
             <w:r>
               <w:rPr>
@@ -4089,7 +3974,6 @@
               <w:keepNext w:val="false"/>
               <w:bidi/>
               <w:spacing w:after="40" w:before="0" w:line="300"/>
-              <w:jc w:val="right"/>
             </w:pPr>
             <w:r>
               <w:rPr>
@@ -4122,7 +4006,6 @@
               <w:keepNext w:val="false"/>
               <w:bidi/>
               <w:spacing w:after="40" w:before="0" w:line="300"/>
-              <w:jc w:val="right"/>
             </w:pPr>
             <w:r>
               <w:rPr>
@@ -4155,7 +4038,6 @@
               <w:keepNext w:val="false"/>
               <w:bidi/>
               <w:spacing w:after="40" w:before="0" w:line="300"/>
-              <w:jc w:val="right"/>
             </w:pPr>
             <w:r>
               <w:rPr>
@@ -4188,7 +4070,6 @@
               <w:keepNext w:val="false"/>
               <w:bidi/>
               <w:spacing w:after="40" w:before="0" w:line="300"/>
-              <w:jc w:val="right"/>
             </w:pPr>
             <w:r>
               <w:rPr>
@@ -4225,7 +4106,6 @@
               <w:shd w:fill="FAFAFA" w:color="auto" w:val="clear"/>
               <w:bidi/>
               <w:spacing w:after="40" w:before="0" w:line="300"/>
-              <w:jc w:val="right"/>
             </w:pPr>
             <w:r>
               <w:rPr>
@@ -4260,7 +4140,6 @@
               <w:shd w:fill="FAFAFA" w:color="auto" w:val="clear"/>
               <w:bidi/>
               <w:spacing w:after="40" w:before="0" w:line="300"/>
-              <w:jc w:val="right"/>
             </w:pPr>
             <w:r>
               <w:rPr>
@@ -4295,7 +4174,6 @@
               <w:shd w:fill="FAFAFA" w:color="auto" w:val="clear"/>
               <w:bidi/>
               <w:spacing w:after="40" w:before="0" w:line="300"/>
-              <w:jc w:val="right"/>
             </w:pPr>
             <w:r>
               <w:rPr>
@@ -4330,7 +4208,6 @@
               <w:shd w:fill="FAFAFA" w:color="auto" w:val="clear"/>
               <w:bidi/>
               <w:spacing w:after="40" w:before="0" w:line="300"/>
-              <w:jc w:val="right"/>
             </w:pPr>
             <w:r>
               <w:rPr>
@@ -4365,7 +4242,6 @@
               <w:keepNext w:val="false"/>
               <w:bidi/>
               <w:spacing w:after="40" w:before="0" w:line="300"/>
-              <w:jc w:val="right"/>
             </w:pPr>
             <w:r>
               <w:rPr>
@@ -4398,7 +4274,6 @@
               <w:keepNext w:val="false"/>
               <w:bidi/>
               <w:spacing w:after="40" w:before="0" w:line="300"/>
-              <w:jc w:val="right"/>
             </w:pPr>
             <w:r>
               <w:rPr>
@@ -4431,7 +4306,6 @@
               <w:keepNext w:val="false"/>
               <w:bidi/>
               <w:spacing w:after="40" w:before="0" w:line="300"/>
-              <w:jc w:val="right"/>
             </w:pPr>
             <w:r>
               <w:rPr>
@@ -4464,7 +4338,6 @@
               <w:keepNext w:val="false"/>
               <w:bidi/>
               <w:spacing w:after="40" w:before="0" w:line="300"/>
-              <w:jc w:val="right"/>
             </w:pPr>
             <w:r>
               <w:rPr>
@@ -4489,7 +4362,6 @@
         <w:keepNext w:val="false"/>
         <w:bidi/>
         <w:spacing w:after="0" w:before="0" w:line="300"/>
-        <w:jc w:val="right"/>
       </w:pPr>
       <w:r>
         <w:rPr>
@@ -4510,13 +4382,12 @@
       <w:pPr>
         <w:keepNext w:val="false"/>
         <w:pBdr>
-          <w:right w:val="single" w:color="8A6A12" w:sz="18" w:space="8"/>
+          <w:left w:val="single" w:color="8A6A12" w:sz="18" w:space="8"/>
         </w:pBdr>
         <w:shd w:fill="FBF6E7" w:color="auto" w:val="clear"/>
         <w:bidi/>
         <w:spacing w:after="140" w:before="0" w:line="300"/>
         <w:ind w:left="120" w:right="120"/>
-        <w:jc w:val="right"/>
       </w:pPr>
       <w:r>
         <w:rPr>
@@ -4561,7 +4432,6 @@
         <w:keepNext/>
         <w:bidi/>
         <w:spacing w:after="160" w:before="400"/>
-        <w:jc w:val="right"/>
       </w:pPr>
       <w:r>
         <w:rPr>
@@ -4584,7 +4454,6 @@
         <w:keepNext w:val="false"/>
         <w:bidi/>
         <w:spacing w:after="120" w:before="0" w:line="300"/>
-        <w:jc w:val="right"/>
       </w:pPr>
       <w:r>
         <w:rPr>
@@ -4608,7 +4477,6 @@
         <w:pageBreakBefore/>
         <w:bidi/>
         <w:spacing w:after="160" w:before="320"/>
-        <w:jc w:val="right"/>
       </w:pPr>
       <w:r>
         <w:rPr>
@@ -4631,8 +4499,7 @@
         <w:keepNext w:val="false"/>
         <w:bidi/>
         <w:spacing w:after="40" w:before="0" w:line="300"/>
-        <w:ind w:right="240"/>
-        <w:jc w:val="right"/>
+        <w:ind w:left="240"/>
       </w:pPr>
       <w:r>
         <w:rPr>
@@ -4654,8 +4521,7 @@
         <w:keepNext w:val="false"/>
         <w:bidi/>
         <w:spacing w:after="40" w:before="0" w:line="300"/>
-        <w:ind w:right="240"/>
-        <w:jc w:val="right"/>
+        <w:ind w:left="240"/>
       </w:pPr>
       <w:r>
         <w:rPr>
@@ -4676,13 +4542,12 @@
       <w:pPr>
         <w:keepNext w:val="false"/>
         <w:pBdr>
-          <w:right w:val="single" w:color="8A6A12" w:sz="18" w:space="8"/>
+          <w:left w:val="single" w:color="8A6A12" w:sz="18" w:space="8"/>
         </w:pBdr>
         <w:shd w:fill="FBF6E7" w:color="auto" w:val="clear"/>
         <w:bidi/>
         <w:spacing w:after="120" w:before="0" w:line="280"/>
-        <w:ind w:left="120" w:right="520"/>
-        <w:jc w:val="right"/>
+        <w:ind w:left="520" w:right="120"/>
       </w:pPr>
       <w:r>
         <w:rPr>
@@ -4731,13 +4596,12 @@
       <w:pPr>
         <w:keepNext w:val="false"/>
         <w:pBdr>
-          <w:right w:val="single" w:color="2E5E3A" w:sz="18" w:space="8"/>
+          <w:left w:val="single" w:color="2E5E3A" w:sz="18" w:space="8"/>
         </w:pBdr>
         <w:shd w:fill="EDF5EF" w:color="auto" w:val="clear"/>
         <w:bidi/>
         <w:spacing w:after="120" w:before="0" w:line="280"/>
-        <w:ind w:left="120" w:right="520"/>
-        <w:jc w:val="right"/>
+        <w:ind w:left="520" w:right="120"/>
       </w:pPr>
       <w:r>
         <w:rPr>
@@ -4787,8 +4651,7 @@
         <w:keepNext w:val="false"/>
         <w:bidi/>
         <w:spacing w:after="40" w:before="0" w:line="300"/>
-        <w:ind w:right="240"/>
-        <w:jc w:val="right"/>
+        <w:ind w:left="240"/>
       </w:pPr>
       <w:r>
         <w:rPr>
@@ -4809,13 +4672,12 @@
       <w:pPr>
         <w:keepNext w:val="false"/>
         <w:pBdr>
-          <w:right w:val="single" w:color="A32020" w:sz="18" w:space="8"/>
+          <w:left w:val="single" w:color="A32020" w:sz="18" w:space="8"/>
         </w:pBdr>
         <w:shd w:fill="FBEEEE" w:color="auto" w:val="clear"/>
         <w:bidi/>
         <w:spacing w:after="120" w:before="0" w:line="280"/>
-        <w:ind w:left="120" w:right="520"/>
-        <w:jc w:val="right"/>
+        <w:ind w:left="520" w:right="120"/>
       </w:pPr>
       <w:r>
         <w:rPr>
@@ -4865,8 +4727,7 @@
         <w:keepNext w:val="false"/>
         <w:bidi/>
         <w:spacing w:after="40" w:before="0" w:line="300"/>
-        <w:ind w:right="240"/>
-        <w:jc w:val="right"/>
+        <w:ind w:left="240"/>
       </w:pPr>
       <w:r>
         <w:rPr>
@@ -4887,13 +4748,12 @@
       <w:pPr>
         <w:keepNext w:val="false"/>
         <w:pBdr>
-          <w:right w:val="single" w:color="8A6A12" w:sz="18" w:space="8"/>
+          <w:left w:val="single" w:color="8A6A12" w:sz="18" w:space="8"/>
         </w:pBdr>
         <w:shd w:fill="FBF6E7" w:color="auto" w:val="clear"/>
         <w:bidi/>
         <w:spacing w:after="120" w:before="0" w:line="280"/>
-        <w:ind w:left="120" w:right="520"/>
-        <w:jc w:val="right"/>
+        <w:ind w:left="520" w:right="120"/>
       </w:pPr>
       <w:r>
         <w:rPr>
@@ -4943,8 +4803,7 @@
         <w:keepNext w:val="false"/>
         <w:bidi/>
         <w:spacing w:after="40" w:before="0" w:line="300"/>
-        <w:ind w:right="240"/>
-        <w:jc w:val="right"/>
+        <w:ind w:left="240"/>
       </w:pPr>
       <w:r>
         <w:rPr>
@@ -4965,13 +4824,12 @@
       <w:pPr>
         <w:keepNext w:val="false"/>
         <w:pBdr>
-          <w:right w:val="single" w:color="2E5E3A" w:sz="18" w:space="8"/>
+          <w:left w:val="single" w:color="2E5E3A" w:sz="18" w:space="8"/>
         </w:pBdr>
         <w:shd w:fill="EDF5EF" w:color="auto" w:val="clear"/>
         <w:bidi/>
         <w:spacing w:after="120" w:before="0" w:line="280"/>
-        <w:ind w:left="120" w:right="520"/>
-        <w:jc w:val="right"/>
+        <w:ind w:left="520" w:right="120"/>
       </w:pPr>
       <w:r>
         <w:rPr>
@@ -5021,8 +4879,7 @@
         <w:keepNext w:val="false"/>
         <w:bidi/>
         <w:spacing w:after="40" w:before="0" w:line="300"/>
-        <w:ind w:right="240"/>
-        <w:jc w:val="right"/>
+        <w:ind w:left="240"/>
       </w:pPr>
       <w:r>
         <w:rPr>
@@ -5043,13 +4900,12 @@
       <w:pPr>
         <w:keepNext w:val="false"/>
         <w:pBdr>
-          <w:right w:val="single" w:color="A32020" w:sz="18" w:space="8"/>
+          <w:left w:val="single" w:color="A32020" w:sz="18" w:space="8"/>
         </w:pBdr>
         <w:shd w:fill="FBEEEE" w:color="auto" w:val="clear"/>
         <w:bidi/>
         <w:spacing w:after="120" w:before="0" w:line="280"/>
-        <w:ind w:left="120" w:right="520"/>
-        <w:jc w:val="right"/>
+        <w:ind w:left="520" w:right="120"/>
       </w:pPr>
       <w:r>
         <w:rPr>
@@ -5099,8 +4955,7 @@
         <w:keepNext w:val="false"/>
         <w:bidi/>
         <w:spacing w:after="40" w:before="0" w:line="300"/>
-        <w:ind w:right="240"/>
-        <w:jc w:val="right"/>
+        <w:ind w:left="240"/>
       </w:pPr>
       <w:r>
         <w:rPr>
@@ -5121,13 +4976,12 @@
       <w:pPr>
         <w:keepNext w:val="false"/>
         <w:pBdr>
-          <w:right w:val="single" w:color="8A6A12" w:sz="18" w:space="8"/>
+          <w:left w:val="single" w:color="8A6A12" w:sz="18" w:space="8"/>
         </w:pBdr>
         <w:shd w:fill="FBF6E7" w:color="auto" w:val="clear"/>
         <w:bidi/>
         <w:spacing w:after="120" w:before="0" w:line="280"/>
-        <w:ind w:left="120" w:right="520"/>
-        <w:jc w:val="right"/>
+        <w:ind w:left="520" w:right="120"/>
       </w:pPr>
       <w:r>
         <w:rPr>
@@ -5177,8 +5031,7 @@
         <w:keepNext w:val="false"/>
         <w:bidi/>
         <w:spacing w:after="40" w:before="0" w:line="300"/>
-        <w:ind w:right="240"/>
-        <w:jc w:val="right"/>
+        <w:ind w:left="240"/>
       </w:pPr>
       <w:r>
         <w:rPr>
@@ -5199,13 +5052,12 @@
       <w:pPr>
         <w:keepNext w:val="false"/>
         <w:pBdr>
-          <w:right w:val="single" w:color="A32020" w:sz="18" w:space="8"/>
+          <w:left w:val="single" w:color="A32020" w:sz="18" w:space="8"/>
         </w:pBdr>
         <w:shd w:fill="FBEEEE" w:color="auto" w:val="clear"/>
         <w:bidi/>
         <w:spacing w:after="120" w:before="0" w:line="280"/>
-        <w:ind w:left="120" w:right="520"/>
-        <w:jc w:val="right"/>
+        <w:ind w:left="520" w:right="120"/>
       </w:pPr>
       <w:r>
         <w:rPr>
@@ -5255,8 +5107,7 @@
         <w:keepNext w:val="false"/>
         <w:bidi/>
         <w:spacing w:after="40" w:before="0" w:line="300"/>
-        <w:ind w:right="240"/>
-        <w:jc w:val="right"/>
+        <w:ind w:left="240"/>
       </w:pPr>
       <w:r>
         <w:rPr>
@@ -5277,13 +5128,12 @@
       <w:pPr>
         <w:keepNext w:val="false"/>
         <w:pBdr>
-          <w:right w:val="single" w:color="A32020" w:sz="18" w:space="8"/>
+          <w:left w:val="single" w:color="A32020" w:sz="18" w:space="8"/>
         </w:pBdr>
         <w:shd w:fill="FBEEEE" w:color="auto" w:val="clear"/>
         <w:bidi/>
         <w:spacing w:after="120" w:before="0" w:line="280"/>
-        <w:ind w:left="120" w:right="520"/>
-        <w:jc w:val="right"/>
+        <w:ind w:left="520" w:right="120"/>
       </w:pPr>
       <w:r>
         <w:rPr>
@@ -5333,8 +5183,7 @@
         <w:keepNext w:val="false"/>
         <w:bidi/>
         <w:spacing w:after="40" w:before="0" w:line="300"/>
-        <w:ind w:right="240"/>
-        <w:jc w:val="right"/>
+        <w:ind w:left="240"/>
       </w:pPr>
       <w:r>
         <w:rPr>
@@ -5355,13 +5204,12 @@
       <w:pPr>
         <w:keepNext w:val="false"/>
         <w:pBdr>
-          <w:right w:val="single" w:color="8A6A12" w:sz="18" w:space="8"/>
+          <w:left w:val="single" w:color="8A6A12" w:sz="18" w:space="8"/>
         </w:pBdr>
         <w:shd w:fill="FBF6E7" w:color="auto" w:val="clear"/>
         <w:bidi/>
         <w:spacing w:after="120" w:before="0" w:line="280"/>
-        <w:ind w:left="120" w:right="520"/>
-        <w:jc w:val="right"/>
+        <w:ind w:left="520" w:right="120"/>
       </w:pPr>
       <w:r>
         <w:rPr>
@@ -5410,13 +5258,12 @@
       <w:pPr>
         <w:keepNext w:val="false"/>
         <w:pBdr>
-          <w:right w:val="single" w:color="2E5E3A" w:sz="18" w:space="8"/>
+          <w:left w:val="single" w:color="2E5E3A" w:sz="18" w:space="8"/>
         </w:pBdr>
         <w:shd w:fill="EDF5EF" w:color="auto" w:val="clear"/>
         <w:bidi/>
         <w:spacing w:after="120" w:before="0" w:line="280"/>
-        <w:ind w:left="120" w:right="520"/>
-        <w:jc w:val="right"/>
+        <w:ind w:left="520" w:right="120"/>
       </w:pPr>
       <w:r>
         <w:rPr>
@@ -5466,8 +5313,7 @@
         <w:keepNext w:val="false"/>
         <w:bidi/>
         <w:spacing w:after="40" w:before="0" w:line="300"/>
-        <w:ind w:right="240"/>
-        <w:jc w:val="right"/>
+        <w:ind w:left="240"/>
       </w:pPr>
       <w:r>
         <w:rPr>
@@ -5488,13 +5334,12 @@
       <w:pPr>
         <w:keepNext w:val="false"/>
         <w:pBdr>
-          <w:right w:val="single" w:color="A32020" w:sz="18" w:space="8"/>
+          <w:left w:val="single" w:color="A32020" w:sz="18" w:space="8"/>
         </w:pBdr>
         <w:shd w:fill="FBEEEE" w:color="auto" w:val="clear"/>
         <w:bidi/>
         <w:spacing w:after="120" w:before="0" w:line="280"/>
-        <w:ind w:left="120" w:right="520"/>
-        <w:jc w:val="right"/>
+        <w:ind w:left="520" w:right="120"/>
       </w:pPr>
       <w:r>
         <w:rPr>
@@ -5544,8 +5389,7 @@
         <w:keepNext w:val="false"/>
         <w:bidi/>
         <w:spacing w:after="40" w:before="0" w:line="300"/>
-        <w:ind w:right="240"/>
-        <w:jc w:val="right"/>
+        <w:ind w:left="240"/>
       </w:pPr>
       <w:r>
         <w:rPr>
@@ -5566,13 +5410,12 @@
       <w:pPr>
         <w:keepNext w:val="false"/>
         <w:pBdr>
-          <w:right w:val="single" w:color="8A6A12" w:sz="18" w:space="8"/>
+          <w:left w:val="single" w:color="8A6A12" w:sz="18" w:space="8"/>
         </w:pBdr>
         <w:shd w:fill="FBF6E7" w:color="auto" w:val="clear"/>
         <w:bidi/>
         <w:spacing w:after="120" w:before="0" w:line="280"/>
-        <w:ind w:left="120" w:right="520"/>
-        <w:jc w:val="right"/>
+        <w:ind w:left="520" w:right="120"/>
       </w:pPr>
       <w:r>
         <w:rPr>
@@ -5622,8 +5465,7 @@
         <w:keepNext w:val="false"/>
         <w:bidi/>
         <w:spacing w:after="40" w:before="0" w:line="300"/>
-        <w:ind w:right="240"/>
-        <w:jc w:val="right"/>
+        <w:ind w:left="240"/>
       </w:pPr>
       <w:r>
         <w:rPr>
@@ -5644,13 +5486,12 @@
       <w:pPr>
         <w:keepNext w:val="false"/>
         <w:pBdr>
-          <w:right w:val="single" w:color="8A6A12" w:sz="18" w:space="8"/>
+          <w:left w:val="single" w:color="8A6A12" w:sz="18" w:space="8"/>
         </w:pBdr>
         <w:shd w:fill="FBF6E7" w:color="auto" w:val="clear"/>
         <w:bidi/>
         <w:spacing w:after="120" w:before="0" w:line="280"/>
-        <w:ind w:left="120" w:right="520"/>
-        <w:jc w:val="right"/>
+        <w:ind w:left="520" w:right="120"/>
       </w:pPr>
       <w:r>
         <w:rPr>
@@ -5699,13 +5540,12 @@
       <w:pPr>
         <w:keepNext w:val="false"/>
         <w:pBdr>
-          <w:right w:val="single" w:color="2E5E3A" w:sz="18" w:space="8"/>
+          <w:left w:val="single" w:color="2E5E3A" w:sz="18" w:space="8"/>
         </w:pBdr>
         <w:shd w:fill="EDF5EF" w:color="auto" w:val="clear"/>
         <w:bidi/>
         <w:spacing w:after="120" w:before="0" w:line="280"/>
-        <w:ind w:left="120" w:right="520"/>
-        <w:jc w:val="right"/>
+        <w:ind w:left="520" w:right="120"/>
       </w:pPr>
       <w:r>
         <w:rPr>
@@ -5757,7 +5597,6 @@
         <w:pageBreakBefore/>
         <w:bidi/>
         <w:spacing w:after="160" w:before="320"/>
-        <w:jc w:val="right"/>
       </w:pPr>
       <w:r>
         <w:rPr>
@@ -5780,8 +5619,7 @@
         <w:keepNext w:val="false"/>
         <w:bidi/>
         <w:spacing w:after="40" w:before="0" w:line="300"/>
-        <w:ind w:right="240"/>
-        <w:jc w:val="right"/>
+        <w:ind w:left="240"/>
       </w:pPr>
       <w:r>
         <w:rPr>
@@ -5802,13 +5640,12 @@
       <w:pPr>
         <w:keepNext w:val="false"/>
         <w:pBdr>
-          <w:right w:val="single" w:color="A32020" w:sz="18" w:space="8"/>
+          <w:left w:val="single" w:color="A32020" w:sz="18" w:space="8"/>
         </w:pBdr>
         <w:shd w:fill="FBEEEE" w:color="auto" w:val="clear"/>
         <w:bidi/>
         <w:spacing w:after="120" w:before="0" w:line="280"/>
-        <w:ind w:left="120" w:right="520"/>
-        <w:jc w:val="right"/>
+        <w:ind w:left="520" w:right="120"/>
       </w:pPr>
       <w:r>
         <w:rPr>
@@ -5858,8 +5695,7 @@
         <w:keepNext w:val="false"/>
         <w:bidi/>
         <w:spacing w:after="40" w:before="0" w:line="300"/>
-        <w:ind w:right="240"/>
-        <w:jc w:val="right"/>
+        <w:ind w:left="240"/>
       </w:pPr>
       <w:r>
         <w:rPr>
@@ -5880,13 +5716,12 @@
       <w:pPr>
         <w:keepNext w:val="false"/>
         <w:pBdr>
-          <w:right w:val="single" w:color="A32020" w:sz="18" w:space="8"/>
+          <w:left w:val="single" w:color="A32020" w:sz="18" w:space="8"/>
         </w:pBdr>
         <w:shd w:fill="FBEEEE" w:color="auto" w:val="clear"/>
         <w:bidi/>
         <w:spacing w:after="120" w:before="0" w:line="280"/>
-        <w:ind w:left="120" w:right="520"/>
-        <w:jc w:val="right"/>
+        <w:ind w:left="520" w:right="120"/>
       </w:pPr>
       <w:r>
         <w:rPr>
@@ -5936,8 +5771,7 @@
         <w:keepNext w:val="false"/>
         <w:bidi/>
         <w:spacing w:after="40" w:before="0" w:line="300"/>
-        <w:ind w:right="240"/>
-        <w:jc w:val="right"/>
+        <w:ind w:left="240"/>
       </w:pPr>
       <w:r>
         <w:rPr>
@@ -5958,13 +5792,12 @@
       <w:pPr>
         <w:keepNext w:val="false"/>
         <w:pBdr>
-          <w:right w:val="single" w:color="A32020" w:sz="18" w:space="8"/>
+          <w:left w:val="single" w:color="A32020" w:sz="18" w:space="8"/>
         </w:pBdr>
         <w:shd w:fill="FBEEEE" w:color="auto" w:val="clear"/>
         <w:bidi/>
         <w:spacing w:after="120" w:before="0" w:line="280"/>
-        <w:ind w:left="120" w:right="520"/>
-        <w:jc w:val="right"/>
+        <w:ind w:left="520" w:right="120"/>
       </w:pPr>
       <w:r>
         <w:rPr>
@@ -6013,13 +5846,12 @@
       <w:pPr>
         <w:keepNext w:val="false"/>
         <w:pBdr>
-          <w:right w:val="single" w:color="8A6A12" w:sz="18" w:space="8"/>
+          <w:left w:val="single" w:color="8A6A12" w:sz="18" w:space="8"/>
         </w:pBdr>
         <w:shd w:fill="FBF6E7" w:color="auto" w:val="clear"/>
         <w:bidi/>
         <w:spacing w:after="120" w:before="0" w:line="280"/>
-        <w:ind w:left="120" w:right="520"/>
-        <w:jc w:val="right"/>
+        <w:ind w:left="520" w:right="120"/>
       </w:pPr>
       <w:r>
         <w:rPr>
@@ -6069,8 +5901,7 @@
         <w:keepNext w:val="false"/>
         <w:bidi/>
         <w:spacing w:after="40" w:before="0" w:line="300"/>
-        <w:ind w:right="240"/>
-        <w:jc w:val="right"/>
+        <w:ind w:left="240"/>
       </w:pPr>
       <w:r>
         <w:rPr>
@@ -6091,13 +5922,12 @@
       <w:pPr>
         <w:keepNext w:val="false"/>
         <w:pBdr>
-          <w:right w:val="single" w:color="A32020" w:sz="18" w:space="8"/>
+          <w:left w:val="single" w:color="A32020" w:sz="18" w:space="8"/>
         </w:pBdr>
         <w:shd w:fill="FBEEEE" w:color="auto" w:val="clear"/>
         <w:bidi/>
         <w:spacing w:after="120" w:before="0" w:line="280"/>
-        <w:ind w:left="120" w:right="520"/>
-        <w:jc w:val="right"/>
+        <w:ind w:left="520" w:right="120"/>
       </w:pPr>
       <w:r>
         <w:rPr>
@@ -6147,8 +5977,7 @@
         <w:keepNext w:val="false"/>
         <w:bidi/>
         <w:spacing w:after="40" w:before="0" w:line="300"/>
-        <w:ind w:right="240"/>
-        <w:jc w:val="right"/>
+        <w:ind w:left="240"/>
       </w:pPr>
       <w:r>
         <w:rPr>
@@ -6169,13 +5998,12 @@
       <w:pPr>
         <w:keepNext w:val="false"/>
         <w:pBdr>
-          <w:right w:val="single" w:color="8A6A12" w:sz="18" w:space="8"/>
+          <w:left w:val="single" w:color="8A6A12" w:sz="18" w:space="8"/>
         </w:pBdr>
         <w:shd w:fill="FBF6E7" w:color="auto" w:val="clear"/>
         <w:bidi/>
         <w:spacing w:after="120" w:before="0" w:line="280"/>
-        <w:ind w:left="120" w:right="520"/>
-        <w:jc w:val="right"/>
+        <w:ind w:left="520" w:right="120"/>
       </w:pPr>
       <w:r>
         <w:rPr>
@@ -6225,8 +6053,7 @@
         <w:keepNext w:val="false"/>
         <w:bidi/>
         <w:spacing w:after="40" w:before="0" w:line="300"/>
-        <w:ind w:right="240"/>
-        <w:jc w:val="right"/>
+        <w:ind w:left="240"/>
       </w:pPr>
       <w:r>
         <w:rPr>
@@ -6247,13 +6074,12 @@
       <w:pPr>
         <w:keepNext w:val="false"/>
         <w:pBdr>
-          <w:right w:val="single" w:color="A32020" w:sz="18" w:space="8"/>
+          <w:left w:val="single" w:color="A32020" w:sz="18" w:space="8"/>
         </w:pBdr>
         <w:shd w:fill="FBEEEE" w:color="auto" w:val="clear"/>
         <w:bidi/>
         <w:spacing w:after="120" w:before="0" w:line="280"/>
-        <w:ind w:left="120" w:right="520"/>
-        <w:jc w:val="right"/>
+        <w:ind w:left="520" w:right="120"/>
       </w:pPr>
       <w:r>
         <w:rPr>
@@ -6303,8 +6129,7 @@
         <w:keepNext w:val="false"/>
         <w:bidi/>
         <w:spacing w:after="40" w:before="0" w:line="300"/>
-        <w:ind w:right="240"/>
-        <w:jc w:val="right"/>
+        <w:ind w:left="240"/>
       </w:pPr>
       <w:r>
         <w:rPr>
@@ -6325,13 +6150,12 @@
       <w:pPr>
         <w:keepNext w:val="false"/>
         <w:pBdr>
-          <w:right w:val="single" w:color="8A6A12" w:sz="18" w:space="8"/>
+          <w:left w:val="single" w:color="8A6A12" w:sz="18" w:space="8"/>
         </w:pBdr>
         <w:shd w:fill="FBF6E7" w:color="auto" w:val="clear"/>
         <w:bidi/>
         <w:spacing w:after="120" w:before="0" w:line="280"/>
-        <w:ind w:left="120" w:right="520"/>
-        <w:jc w:val="right"/>
+        <w:ind w:left="520" w:right="120"/>
       </w:pPr>
       <w:r>
         <w:rPr>
@@ -6381,8 +6205,7 @@
         <w:keepNext w:val="false"/>
         <w:bidi/>
         <w:spacing w:after="40" w:before="0" w:line="300"/>
-        <w:ind w:right="240"/>
-        <w:jc w:val="right"/>
+        <w:ind w:left="240"/>
       </w:pPr>
       <w:r>
         <w:rPr>
@@ -6403,13 +6226,12 @@
       <w:pPr>
         <w:keepNext w:val="false"/>
         <w:pBdr>
-          <w:right w:val="single" w:color="8A6A12" w:sz="18" w:space="8"/>
+          <w:left w:val="single" w:color="8A6A12" w:sz="18" w:space="8"/>
         </w:pBdr>
         <w:shd w:fill="FBF6E7" w:color="auto" w:val="clear"/>
         <w:bidi/>
         <w:spacing w:after="120" w:before="0" w:line="280"/>
-        <w:ind w:left="120" w:right="520"/>
-        <w:jc w:val="right"/>
+        <w:ind w:left="520" w:right="120"/>
       </w:pPr>
       <w:r>
         <w:rPr>
@@ -6459,8 +6281,7 @@
         <w:keepNext w:val="false"/>
         <w:bidi/>
         <w:spacing w:after="40" w:before="0" w:line="300"/>
-        <w:ind w:right="240"/>
-        <w:jc w:val="right"/>
+        <w:ind w:left="240"/>
       </w:pPr>
       <w:r>
         <w:rPr>
@@ -6481,13 +6302,12 @@
       <w:pPr>
         <w:keepNext w:val="false"/>
         <w:pBdr>
-          <w:right w:val="single" w:color="8A6A12" w:sz="18" w:space="8"/>
+          <w:left w:val="single" w:color="8A6A12" w:sz="18" w:space="8"/>
         </w:pBdr>
         <w:shd w:fill="FBF6E7" w:color="auto" w:val="clear"/>
         <w:bidi/>
         <w:spacing w:after="120" w:before="0" w:line="280"/>
-        <w:ind w:left="120" w:right="520"/>
-        <w:jc w:val="right"/>
+        <w:ind w:left="520" w:right="120"/>
       </w:pPr>
       <w:r>
         <w:rPr>
@@ -6536,13 +6356,12 @@
       <w:pPr>
         <w:keepNext w:val="false"/>
         <w:pBdr>
-          <w:right w:val="single" w:color="2E5E3A" w:sz="18" w:space="8"/>
+          <w:left w:val="single" w:color="2E5E3A" w:sz="18" w:space="8"/>
         </w:pBdr>
         <w:shd w:fill="EDF5EF" w:color="auto" w:val="clear"/>
         <w:bidi/>
         <w:spacing w:after="120" w:before="0" w:line="280"/>
-        <w:ind w:left="120" w:right="520"/>
-        <w:jc w:val="right"/>
+        <w:ind w:left="520" w:right="120"/>
       </w:pPr>
       <w:r>
         <w:rPr>
@@ -6591,13 +6410,12 @@
       <w:pPr>
         <w:keepNext w:val="false"/>
         <w:pBdr>
-          <w:right w:val="single" w:color="2E5E3A" w:sz="18" w:space="8"/>
+          <w:left w:val="single" w:color="2E5E3A" w:sz="18" w:space="8"/>
         </w:pBdr>
         <w:shd w:fill="EDF5EF" w:color="auto" w:val="clear"/>
         <w:bidi/>
         <w:spacing w:after="120" w:before="0" w:line="280"/>
-        <w:ind w:left="120" w:right="520"/>
-        <w:jc w:val="right"/>
+        <w:ind w:left="520" w:right="120"/>
       </w:pPr>
       <w:r>
         <w:rPr>
@@ -6649,7 +6467,6 @@
         <w:pageBreakBefore/>
         <w:bidi/>
         <w:spacing w:after="160" w:before="320"/>
-        <w:jc w:val="right"/>
       </w:pPr>
       <w:r>
         <w:rPr>
@@ -6672,8 +6489,7 @@
         <w:keepNext w:val="false"/>
         <w:bidi/>
         <w:spacing w:after="40" w:before="0" w:line="300"/>
-        <w:ind w:right="240"/>
-        <w:jc w:val="right"/>
+        <w:ind w:left="240"/>
       </w:pPr>
       <w:r>
         <w:rPr>
@@ -6694,13 +6510,12 @@
       <w:pPr>
         <w:keepNext w:val="false"/>
         <w:pBdr>
-          <w:right w:val="single" w:color="8A6A12" w:sz="18" w:space="8"/>
+          <w:left w:val="single" w:color="8A6A12" w:sz="18" w:space="8"/>
         </w:pBdr>
         <w:shd w:fill="FBF6E7" w:color="auto" w:val="clear"/>
         <w:bidi/>
         <w:spacing w:after="120" w:before="0" w:line="280"/>
-        <w:ind w:left="120" w:right="520"/>
-        <w:jc w:val="right"/>
+        <w:ind w:left="520" w:right="120"/>
       </w:pPr>
       <w:r>
         <w:rPr>
@@ -6750,8 +6565,7 @@
         <w:keepNext w:val="false"/>
         <w:bidi/>
         <w:spacing w:after="40" w:before="0" w:line="300"/>
-        <w:ind w:right="240"/>
-        <w:jc w:val="right"/>
+        <w:ind w:left="240"/>
       </w:pPr>
       <w:r>
         <w:rPr>
@@ -6772,13 +6586,12 @@
       <w:pPr>
         <w:keepNext w:val="false"/>
         <w:pBdr>
-          <w:right w:val="single" w:color="8A6A12" w:sz="18" w:space="8"/>
+          <w:left w:val="single" w:color="8A6A12" w:sz="18" w:space="8"/>
         </w:pBdr>
         <w:shd w:fill="FBF6E7" w:color="auto" w:val="clear"/>
         <w:bidi/>
         <w:spacing w:after="120" w:before="0" w:line="280"/>
-        <w:ind w:left="120" w:right="520"/>
-        <w:jc w:val="right"/>
+        <w:ind w:left="520" w:right="120"/>
       </w:pPr>
       <w:r>
         <w:rPr>
@@ -6828,8 +6641,7 @@
         <w:keepNext w:val="false"/>
         <w:bidi/>
         <w:spacing w:after="40" w:before="0" w:line="300"/>
-        <w:ind w:right="240"/>
-        <w:jc w:val="right"/>
+        <w:ind w:left="240"/>
       </w:pPr>
       <w:r>
         <w:rPr>
@@ -6850,13 +6662,12 @@
       <w:pPr>
         <w:keepNext w:val="false"/>
         <w:pBdr>
-          <w:right w:val="single" w:color="A32020" w:sz="18" w:space="8"/>
+          <w:left w:val="single" w:color="A32020" w:sz="18" w:space="8"/>
         </w:pBdr>
         <w:shd w:fill="FBEEEE" w:color="auto" w:val="clear"/>
         <w:bidi/>
         <w:spacing w:after="120" w:before="0" w:line="280"/>
-        <w:ind w:left="120" w:right="520"/>
-        <w:jc w:val="right"/>
+        <w:ind w:left="520" w:right="120"/>
       </w:pPr>
       <w:r>
         <w:rPr>
@@ -6906,8 +6717,7 @@
         <w:keepNext w:val="false"/>
         <w:bidi/>
         <w:spacing w:after="40" w:before="0" w:line="300"/>
-        <w:ind w:right="240"/>
-        <w:jc w:val="right"/>
+        <w:ind w:left="240"/>
       </w:pPr>
       <w:r>
         <w:rPr>
@@ -6928,13 +6738,12 @@
       <w:pPr>
         <w:keepNext w:val="false"/>
         <w:pBdr>
-          <w:right w:val="single" w:color="A32020" w:sz="18" w:space="8"/>
+          <w:left w:val="single" w:color="A32020" w:sz="18" w:space="8"/>
         </w:pBdr>
         <w:shd w:fill="FBEEEE" w:color="auto" w:val="clear"/>
         <w:bidi/>
         <w:spacing w:after="120" w:before="0" w:line="280"/>
-        <w:ind w:left="120" w:right="520"/>
-        <w:jc w:val="right"/>
+        <w:ind w:left="520" w:right="120"/>
       </w:pPr>
       <w:r>
         <w:rPr>
@@ -6983,13 +6792,12 @@
       <w:pPr>
         <w:keepNext w:val="false"/>
         <w:pBdr>
-          <w:right w:val="single" w:color="8A6A12" w:sz="18" w:space="8"/>
+          <w:left w:val="single" w:color="8A6A12" w:sz="18" w:space="8"/>
         </w:pBdr>
         <w:shd w:fill="FBF6E7" w:color="auto" w:val="clear"/>
         <w:bidi/>
         <w:spacing w:after="120" w:before="0" w:line="280"/>
-        <w:ind w:left="120" w:right="520"/>
-        <w:jc w:val="right"/>
+        <w:ind w:left="520" w:right="120"/>
       </w:pPr>
       <w:r>
         <w:rPr>
@@ -7039,8 +6847,7 @@
         <w:keepNext w:val="false"/>
         <w:bidi/>
         <w:spacing w:after="40" w:before="0" w:line="300"/>
-        <w:ind w:right="240"/>
-        <w:jc w:val="right"/>
+        <w:ind w:left="240"/>
       </w:pPr>
       <w:r>
         <w:rPr>
@@ -7061,13 +6868,12 @@
       <w:pPr>
         <w:keepNext w:val="false"/>
         <w:pBdr>
-          <w:right w:val="single" w:color="8A6A12" w:sz="18" w:space="8"/>
+          <w:left w:val="single" w:color="8A6A12" w:sz="18" w:space="8"/>
         </w:pBdr>
         <w:shd w:fill="FBF6E7" w:color="auto" w:val="clear"/>
         <w:bidi/>
         <w:spacing w:after="120" w:before="0" w:line="280"/>
-        <w:ind w:left="120" w:right="520"/>
-        <w:jc w:val="right"/>
+        <w:ind w:left="520" w:right="120"/>
       </w:pPr>
       <w:r>
         <w:rPr>
@@ -7117,8 +6923,7 @@
         <w:keepNext w:val="false"/>
         <w:bidi/>
         <w:spacing w:after="40" w:before="0" w:line="300"/>
-        <w:ind w:right="240"/>
-        <w:jc w:val="right"/>
+        <w:ind w:left="240"/>
       </w:pPr>
       <w:r>
         <w:rPr>
@@ -7139,13 +6944,12 @@
       <w:pPr>
         <w:keepNext w:val="false"/>
         <w:pBdr>
-          <w:right w:val="single" w:color="A32020" w:sz="18" w:space="8"/>
+          <w:left w:val="single" w:color="A32020" w:sz="18" w:space="8"/>
         </w:pBdr>
         <w:shd w:fill="FBEEEE" w:color="auto" w:val="clear"/>
         <w:bidi/>
         <w:spacing w:after="120" w:before="0" w:line="280"/>
-        <w:ind w:left="120" w:right="520"/>
-        <w:jc w:val="right"/>
+        <w:ind w:left="520" w:right="120"/>
       </w:pPr>
       <w:r>
         <w:rPr>
@@ -7197,7 +7001,6 @@
         <w:pageBreakBefore/>
         <w:bidi/>
         <w:spacing w:after="160" w:before="320"/>
-        <w:jc w:val="right"/>
       </w:pPr>
       <w:r>
         <w:rPr>
@@ -7220,8 +7023,7 @@
         <w:keepNext w:val="false"/>
         <w:bidi/>
         <w:spacing w:after="40" w:before="0" w:line="300"/>
-        <w:ind w:right="240"/>
-        <w:jc w:val="right"/>
+        <w:ind w:left="240"/>
       </w:pPr>
       <w:r>
         <w:rPr>
@@ -7242,13 +7044,12 @@
       <w:pPr>
         <w:keepNext w:val="false"/>
         <w:pBdr>
-          <w:right w:val="single" w:color="8A6A12" w:sz="18" w:space="8"/>
+          <w:left w:val="single" w:color="8A6A12" w:sz="18" w:space="8"/>
         </w:pBdr>
         <w:shd w:fill="FBF6E7" w:color="auto" w:val="clear"/>
         <w:bidi/>
         <w:spacing w:after="120" w:before="0" w:line="280"/>
-        <w:ind w:left="120" w:right="520"/>
-        <w:jc w:val="right"/>
+        <w:ind w:left="520" w:right="120"/>
       </w:pPr>
       <w:r>
         <w:rPr>
@@ -7298,8 +7099,7 @@
         <w:keepNext w:val="false"/>
         <w:bidi/>
         <w:spacing w:after="40" w:before="0" w:line="300"/>
-        <w:ind w:right="240"/>
-        <w:jc w:val="right"/>
+        <w:ind w:left="240"/>
       </w:pPr>
       <w:r>
         <w:rPr>
@@ -7320,13 +7120,12 @@
       <w:pPr>
         <w:keepNext w:val="false"/>
         <w:pBdr>
-          <w:right w:val="single" w:color="8A6A12" w:sz="18" w:space="8"/>
+          <w:left w:val="single" w:color="8A6A12" w:sz="18" w:space="8"/>
         </w:pBdr>
         <w:shd w:fill="FBF6E7" w:color="auto" w:val="clear"/>
         <w:bidi/>
         <w:spacing w:after="120" w:before="0" w:line="280"/>
-        <w:ind w:left="120" w:right="520"/>
-        <w:jc w:val="right"/>
+        <w:ind w:left="520" w:right="120"/>
       </w:pPr>
       <w:r>
         <w:rPr>
@@ -7376,8 +7175,7 @@
         <w:keepNext w:val="false"/>
         <w:bidi/>
         <w:spacing w:after="40" w:before="0" w:line="300"/>
-        <w:ind w:right="240"/>
-        <w:jc w:val="right"/>
+        <w:ind w:left="240"/>
       </w:pPr>
       <w:r>
         <w:rPr>
@@ -7398,13 +7196,12 @@
       <w:pPr>
         <w:keepNext w:val="false"/>
         <w:pBdr>
-          <w:right w:val="single" w:color="2E5E3A" w:sz="18" w:space="8"/>
+          <w:left w:val="single" w:color="2E5E3A" w:sz="18" w:space="8"/>
         </w:pBdr>
         <w:shd w:fill="EDF5EF" w:color="auto" w:val="clear"/>
         <w:bidi/>
         <w:spacing w:after="120" w:before="0" w:line="280"/>
-        <w:ind w:left="120" w:right="520"/>
-        <w:jc w:val="right"/>
+        <w:ind w:left="520" w:right="120"/>
       </w:pPr>
       <w:r>
         <w:rPr>
@@ -7454,8 +7251,7 @@
         <w:keepNext w:val="false"/>
         <w:bidi/>
         <w:spacing w:after="40" w:before="0" w:line="300"/>
-        <w:ind w:right="240"/>
-        <w:jc w:val="right"/>
+        <w:ind w:left="240"/>
       </w:pPr>
       <w:r>
         <w:rPr>
@@ -7476,13 +7272,12 @@
       <w:pPr>
         <w:keepNext w:val="false"/>
         <w:pBdr>
-          <w:right w:val="single" w:color="8A6A12" w:sz="18" w:space="8"/>
+          <w:left w:val="single" w:color="8A6A12" w:sz="18" w:space="8"/>
         </w:pBdr>
         <w:shd w:fill="FBF6E7" w:color="auto" w:val="clear"/>
         <w:bidi/>
         <w:spacing w:after="120" w:before="0" w:line="280"/>
-        <w:ind w:left="120" w:right="520"/>
-        <w:jc w:val="right"/>
+        <w:ind w:left="520" w:right="120"/>
       </w:pPr>
       <w:r>
         <w:rPr>
@@ -7532,8 +7327,7 @@
         <w:keepNext w:val="false"/>
         <w:bidi/>
         <w:spacing w:after="40" w:before="0" w:line="300"/>
-        <w:ind w:right="240"/>
-        <w:jc w:val="right"/>
+        <w:ind w:left="240"/>
       </w:pPr>
       <w:r>
         <w:rPr>
@@ -7554,13 +7348,12 @@
       <w:pPr>
         <w:keepNext w:val="false"/>
         <w:pBdr>
-          <w:right w:val="single" w:color="A32020" w:sz="18" w:space="8"/>
+          <w:left w:val="single" w:color="A32020" w:sz="18" w:space="8"/>
         </w:pBdr>
         <w:shd w:fill="FBEEEE" w:color="auto" w:val="clear"/>
         <w:bidi/>
         <w:spacing w:after="120" w:before="0" w:line="280"/>
-        <w:ind w:left="120" w:right="520"/>
-        <w:jc w:val="right"/>
+        <w:ind w:left="520" w:right="120"/>
       </w:pPr>
       <w:r>
         <w:rPr>
@@ -7609,13 +7402,12 @@
       <w:pPr>
         <w:keepNext w:val="false"/>
         <w:pBdr>
-          <w:right w:val="single" w:color="8A6A12" w:sz="18" w:space="8"/>
+          <w:left w:val="single" w:color="8A6A12" w:sz="18" w:space="8"/>
         </w:pBdr>
         <w:shd w:fill="FBF6E7" w:color="auto" w:val="clear"/>
         <w:bidi/>
         <w:spacing w:after="120" w:before="0" w:line="280"/>
-        <w:ind w:left="120" w:right="520"/>
-        <w:jc w:val="right"/>
+        <w:ind w:left="520" w:right="120"/>
       </w:pPr>
       <w:r>
         <w:rPr>
@@ -7664,13 +7456,12 @@
       <w:pPr>
         <w:keepNext w:val="false"/>
         <w:pBdr>
-          <w:right w:val="single" w:color="2E5E3A" w:sz="18" w:space="8"/>
+          <w:left w:val="single" w:color="2E5E3A" w:sz="18" w:space="8"/>
         </w:pBdr>
         <w:shd w:fill="EDF5EF" w:color="auto" w:val="clear"/>
         <w:bidi/>
         <w:spacing w:after="120" w:before="0" w:line="280"/>
-        <w:ind w:left="120" w:right="520"/>
-        <w:jc w:val="right"/>
+        <w:ind w:left="520" w:right="120"/>
       </w:pPr>
       <w:r>
         <w:rPr>
@@ -7722,7 +7513,6 @@
         <w:pageBreakBefore/>
         <w:bidi/>
         <w:spacing w:after="160" w:before="320"/>
-        <w:jc w:val="right"/>
       </w:pPr>
       <w:r>
         <w:rPr>
@@ -7745,8 +7535,7 @@
         <w:keepNext w:val="false"/>
         <w:bidi/>
         <w:spacing w:after="40" w:before="0" w:line="300"/>
-        <w:ind w:right="240"/>
-        <w:jc w:val="right"/>
+        <w:ind w:left="240"/>
       </w:pPr>
       <w:r>
         <w:rPr>
@@ -7767,13 +7556,12 @@
       <w:pPr>
         <w:keepNext w:val="false"/>
         <w:pBdr>
-          <w:right w:val="single" w:color="A32020" w:sz="18" w:space="8"/>
+          <w:left w:val="single" w:color="A32020" w:sz="18" w:space="8"/>
         </w:pBdr>
         <w:shd w:fill="FBEEEE" w:color="auto" w:val="clear"/>
         <w:bidi/>
         <w:spacing w:after="120" w:before="0" w:line="280"/>
-        <w:ind w:left="120" w:right="520"/>
-        <w:jc w:val="right"/>
+        <w:ind w:left="520" w:right="120"/>
       </w:pPr>
       <w:r>
         <w:rPr>
@@ -7823,8 +7611,7 @@
         <w:keepNext w:val="false"/>
         <w:bidi/>
         <w:spacing w:after="40" w:before="0" w:line="300"/>
-        <w:ind w:right="240"/>
-        <w:jc w:val="right"/>
+        <w:ind w:left="240"/>
       </w:pPr>
       <w:r>
         <w:rPr>
@@ -7845,13 +7632,12 @@
       <w:pPr>
         <w:keepNext w:val="false"/>
         <w:pBdr>
-          <w:right w:val="single" w:color="A32020" w:sz="18" w:space="8"/>
+          <w:left w:val="single" w:color="A32020" w:sz="18" w:space="8"/>
         </w:pBdr>
         <w:shd w:fill="FBEEEE" w:color="auto" w:val="clear"/>
         <w:bidi/>
         <w:spacing w:after="120" w:before="0" w:line="280"/>
-        <w:ind w:left="120" w:right="520"/>
-        <w:jc w:val="right"/>
+        <w:ind w:left="520" w:right="120"/>
       </w:pPr>
       <w:r>
         <w:rPr>
@@ -7901,8 +7687,7 @@
         <w:keepNext w:val="false"/>
         <w:bidi/>
         <w:spacing w:after="40" w:before="0" w:line="300"/>
-        <w:ind w:right="240"/>
-        <w:jc w:val="right"/>
+        <w:ind w:left="240"/>
       </w:pPr>
       <w:r>
         <w:rPr>
@@ -7923,13 +7708,12 @@
       <w:pPr>
         <w:keepNext w:val="false"/>
         <w:pBdr>
-          <w:right w:val="single" w:color="8A6A12" w:sz="18" w:space="8"/>
+          <w:left w:val="single" w:color="8A6A12" w:sz="18" w:space="8"/>
         </w:pBdr>
         <w:shd w:fill="FBF6E7" w:color="auto" w:val="clear"/>
         <w:bidi/>
         <w:spacing w:after="120" w:before="0" w:line="280"/>
-        <w:ind w:left="120" w:right="520"/>
-        <w:jc w:val="right"/>
+        <w:ind w:left="520" w:right="120"/>
       </w:pPr>
       <w:r>
         <w:rPr>
@@ -7978,13 +7762,12 @@
       <w:pPr>
         <w:keepNext w:val="false"/>
         <w:pBdr>
-          <w:right w:val="single" w:color="2E5E3A" w:sz="18" w:space="8"/>
+          <w:left w:val="single" w:color="2E5E3A" w:sz="18" w:space="8"/>
         </w:pBdr>
         <w:shd w:fill="EDF5EF" w:color="auto" w:val="clear"/>
         <w:bidi/>
         <w:spacing w:after="120" w:before="0" w:line="280"/>
-        <w:ind w:left="120" w:right="520"/>
-        <w:jc w:val="right"/>
+        <w:ind w:left="520" w:right="120"/>
       </w:pPr>
       <w:r>
         <w:rPr>
@@ -8034,8 +7817,7 @@
         <w:keepNext w:val="false"/>
         <w:bidi/>
         <w:spacing w:after="40" w:before="0" w:line="300"/>
-        <w:ind w:right="240"/>
-        <w:jc w:val="right"/>
+        <w:ind w:left="240"/>
       </w:pPr>
       <w:r>
         <w:rPr>
@@ -8056,13 +7838,12 @@
       <w:pPr>
         <w:keepNext w:val="false"/>
         <w:pBdr>
-          <w:right w:val="single" w:color="2E5E3A" w:sz="18" w:space="8"/>
+          <w:left w:val="single" w:color="2E5E3A" w:sz="18" w:space="8"/>
         </w:pBdr>
         <w:shd w:fill="EDF5EF" w:color="auto" w:val="clear"/>
         <w:bidi/>
         <w:spacing w:after="120" w:before="0" w:line="280"/>
-        <w:ind w:left="120" w:right="520"/>
-        <w:jc w:val="right"/>
+        <w:ind w:left="520" w:right="120"/>
       </w:pPr>
       <w:r>
         <w:rPr>
@@ -8112,8 +7893,7 @@
         <w:keepNext w:val="false"/>
         <w:bidi/>
         <w:spacing w:after="40" w:before="0" w:line="300"/>
-        <w:ind w:right="240"/>
-        <w:jc w:val="right"/>
+        <w:ind w:left="240"/>
       </w:pPr>
       <w:r>
         <w:rPr>
@@ -8134,13 +7914,12 @@
       <w:pPr>
         <w:keepNext w:val="false"/>
         <w:pBdr>
-          <w:right w:val="single" w:color="8A6A12" w:sz="18" w:space="8"/>
+          <w:left w:val="single" w:color="8A6A12" w:sz="18" w:space="8"/>
         </w:pBdr>
         <w:shd w:fill="FBF6E7" w:color="auto" w:val="clear"/>
         <w:bidi/>
         <w:spacing w:after="120" w:before="0" w:line="280"/>
-        <w:ind w:left="120" w:right="520"/>
-        <w:jc w:val="right"/>
+        <w:ind w:left="520" w:right="120"/>
       </w:pPr>
       <w:r>
         <w:rPr>
@@ -8192,7 +7971,6 @@
         <w:pageBreakBefore/>
         <w:bidi/>
         <w:spacing w:after="160" w:before="320"/>
-        <w:jc w:val="right"/>
       </w:pPr>
       <w:r>
         <w:rPr>
@@ -8214,13 +7992,12 @@
       <w:pPr>
         <w:keepNext w:val="false"/>
         <w:pBdr>
-          <w:right w:val="single" w:color="2E5E3A" w:sz="18" w:space="8"/>
+          <w:left w:val="single" w:color="2E5E3A" w:sz="18" w:space="8"/>
         </w:pBdr>
         <w:shd w:fill="EDF5EF" w:color="auto" w:val="clear"/>
         <w:bidi/>
         <w:spacing w:after="140" w:before="0" w:line="300"/>
         <w:ind w:left="120" w:right="120"/>
-        <w:jc w:val="right"/>
       </w:pPr>
       <w:r>
         <w:rPr>
@@ -8256,8 +8033,7 @@
         <w:keepNext w:val="false"/>
         <w:bidi/>
         <w:spacing w:after="40" w:before="0" w:line="300"/>
-        <w:ind w:right="240"/>
-        <w:jc w:val="right"/>
+        <w:ind w:left="240"/>
       </w:pPr>
       <w:r>
         <w:rPr>
@@ -8278,13 +8054,12 @@
       <w:pPr>
         <w:keepNext w:val="false"/>
         <w:pBdr>
-          <w:right w:val="single" w:color="8A6A12" w:sz="18" w:space="8"/>
+          <w:left w:val="single" w:color="8A6A12" w:sz="18" w:space="8"/>
         </w:pBdr>
         <w:shd w:fill="FBF6E7" w:color="auto" w:val="clear"/>
         <w:bidi/>
         <w:spacing w:after="120" w:before="0" w:line="280"/>
-        <w:ind w:left="120" w:right="520"/>
-        <w:jc w:val="right"/>
+        <w:ind w:left="520" w:right="120"/>
       </w:pPr>
       <w:r>
         <w:rPr>
@@ -8334,8 +8109,7 @@
         <w:keepNext w:val="false"/>
         <w:bidi/>
         <w:spacing w:after="40" w:before="0" w:line="300"/>
-        <w:ind w:right="240"/>
-        <w:jc w:val="right"/>
+        <w:ind w:left="240"/>
       </w:pPr>
       <w:r>
         <w:rPr>
@@ -8356,13 +8130,12 @@
       <w:pPr>
         <w:keepNext w:val="false"/>
         <w:pBdr>
-          <w:right w:val="single" w:color="8A6A12" w:sz="18" w:space="8"/>
+          <w:left w:val="single" w:color="8A6A12" w:sz="18" w:space="8"/>
         </w:pBdr>
         <w:shd w:fill="FBF6E7" w:color="auto" w:val="clear"/>
         <w:bidi/>
         <w:spacing w:after="120" w:before="0" w:line="280"/>
-        <w:ind w:left="120" w:right="520"/>
-        <w:jc w:val="right"/>
+        <w:ind w:left="520" w:right="120"/>
       </w:pPr>
       <w:r>
         <w:rPr>
@@ -8412,8 +8185,7 @@
         <w:keepNext w:val="false"/>
         <w:bidi/>
         <w:spacing w:after="40" w:before="0" w:line="300"/>
-        <w:ind w:right="240"/>
-        <w:jc w:val="right"/>
+        <w:ind w:left="240"/>
       </w:pPr>
       <w:r>
         <w:rPr>
@@ -8434,13 +8206,12 @@
       <w:pPr>
         <w:keepNext w:val="false"/>
         <w:pBdr>
-          <w:right w:val="single" w:color="A32020" w:sz="18" w:space="8"/>
+          <w:left w:val="single" w:color="A32020" w:sz="18" w:space="8"/>
         </w:pBdr>
         <w:shd w:fill="FBEEEE" w:color="auto" w:val="clear"/>
         <w:bidi/>
         <w:spacing w:after="120" w:before="0" w:line="280"/>
-        <w:ind w:left="120" w:right="520"/>
-        <w:jc w:val="right"/>
+        <w:ind w:left="520" w:right="120"/>
       </w:pPr>
       <w:r>
         <w:rPr>
@@ -8490,8 +8261,7 @@
         <w:keepNext w:val="false"/>
         <w:bidi/>
         <w:spacing w:after="40" w:before="0" w:line="300"/>
-        <w:ind w:right="240"/>
-        <w:jc w:val="right"/>
+        <w:ind w:left="240"/>
       </w:pPr>
       <w:r>
         <w:rPr>
@@ -8512,13 +8282,12 @@
       <w:pPr>
         <w:keepNext w:val="false"/>
         <w:pBdr>
-          <w:right w:val="single" w:color="8A6A12" w:sz="18" w:space="8"/>
+          <w:left w:val="single" w:color="8A6A12" w:sz="18" w:space="8"/>
         </w:pBdr>
         <w:shd w:fill="FBF6E7" w:color="auto" w:val="clear"/>
         <w:bidi/>
         <w:spacing w:after="120" w:before="0" w:line="280"/>
-        <w:ind w:left="120" w:right="520"/>
-        <w:jc w:val="right"/>
+        <w:ind w:left="520" w:right="120"/>
       </w:pPr>
       <w:r>
         <w:rPr>
@@ -8567,13 +8336,12 @@
       <w:pPr>
         <w:keepNext w:val="false"/>
         <w:pBdr>
-          <w:right w:val="single" w:color="2E5E3A" w:sz="18" w:space="8"/>
+          <w:left w:val="single" w:color="2E5E3A" w:sz="18" w:space="8"/>
         </w:pBdr>
         <w:shd w:fill="EDF5EF" w:color="auto" w:val="clear"/>
         <w:bidi/>
         <w:spacing w:after="120" w:before="0" w:line="280"/>
-        <w:ind w:left="120" w:right="520"/>
-        <w:jc w:val="right"/>
+        <w:ind w:left="520" w:right="120"/>
       </w:pPr>
       <w:r>
         <w:rPr>
@@ -8623,8 +8391,7 @@
         <w:keepNext w:val="false"/>
         <w:bidi/>
         <w:spacing w:after="40" w:before="0" w:line="300"/>
-        <w:ind w:right="240"/>
-        <w:jc w:val="right"/>
+        <w:ind w:left="240"/>
       </w:pPr>
       <w:r>
         <w:rPr>
@@ -8645,13 +8412,12 @@
       <w:pPr>
         <w:keepNext w:val="false"/>
         <w:pBdr>
-          <w:right w:val="single" w:color="A32020" w:sz="18" w:space="8"/>
+          <w:left w:val="single" w:color="A32020" w:sz="18" w:space="8"/>
         </w:pBdr>
         <w:shd w:fill="FBEEEE" w:color="auto" w:val="clear"/>
         <w:bidi/>
         <w:spacing w:after="120" w:before="0" w:line="280"/>
-        <w:ind w:left="120" w:right="520"/>
-        <w:jc w:val="right"/>
+        <w:ind w:left="520" w:right="120"/>
       </w:pPr>
       <w:r>
         <w:rPr>
@@ -8701,8 +8467,7 @@
         <w:keepNext w:val="false"/>
         <w:bidi/>
         <w:spacing w:after="40" w:before="0" w:line="300"/>
-        <w:ind w:right="240"/>
-        <w:jc w:val="right"/>
+        <w:ind w:left="240"/>
       </w:pPr>
       <w:r>
         <w:rPr>
@@ -8723,13 +8488,12 @@
       <w:pPr>
         <w:keepNext w:val="false"/>
         <w:pBdr>
-          <w:right w:val="single" w:color="A32020" w:sz="18" w:space="8"/>
+          <w:left w:val="single" w:color="A32020" w:sz="18" w:space="8"/>
         </w:pBdr>
         <w:shd w:fill="FBEEEE" w:color="auto" w:val="clear"/>
         <w:bidi/>
         <w:spacing w:after="120" w:before="0" w:line="280"/>
-        <w:ind w:left="120" w:right="520"/>
-        <w:jc w:val="right"/>
+        <w:ind w:left="520" w:right="120"/>
       </w:pPr>
       <w:r>
         <w:rPr>
@@ -8779,8 +8543,7 @@
         <w:keepNext w:val="false"/>
         <w:bidi/>
         <w:spacing w:after="40" w:before="0" w:line="300"/>
-        <w:ind w:right="240"/>
-        <w:jc w:val="right"/>
+        <w:ind w:left="240"/>
       </w:pPr>
       <w:r>
         <w:rPr>
@@ -8801,13 +8564,12 @@
       <w:pPr>
         <w:keepNext w:val="false"/>
         <w:pBdr>
-          <w:right w:val="single" w:color="A32020" w:sz="18" w:space="8"/>
+          <w:left w:val="single" w:color="A32020" w:sz="18" w:space="8"/>
         </w:pBdr>
         <w:shd w:fill="FBEEEE" w:color="auto" w:val="clear"/>
         <w:bidi/>
         <w:spacing w:after="120" w:before="0" w:line="280"/>
-        <w:ind w:left="120" w:right="520"/>
-        <w:jc w:val="right"/>
+        <w:ind w:left="520" w:right="120"/>
       </w:pPr>
       <w:r>
         <w:rPr>
@@ -8859,7 +8621,6 @@
         <w:pageBreakBefore/>
         <w:bidi/>
         <w:spacing w:after="160" w:before="320"/>
-        <w:jc w:val="right"/>
       </w:pPr>
       <w:r>
         <w:rPr>
@@ -8881,13 +8642,12 @@
       <w:pPr>
         <w:keepNext w:val="false"/>
         <w:pBdr>
-          <w:right w:val="single" w:color="2E5E3A" w:sz="18" w:space="8"/>
+          <w:left w:val="single" w:color="2E5E3A" w:sz="18" w:space="8"/>
         </w:pBdr>
         <w:shd w:fill="EDF5EF" w:color="auto" w:val="clear"/>
         <w:bidi/>
         <w:spacing w:after="140" w:before="0" w:line="300"/>
         <w:ind w:left="120" w:right="120"/>
-        <w:jc w:val="right"/>
       </w:pPr>
       <w:r>
         <w:rPr>
@@ -8922,13 +8682,12 @@
       <w:pPr>
         <w:keepNext w:val="false"/>
         <w:pBdr>
-          <w:right w:val="single" w:color="A32020" w:sz="18" w:space="8"/>
+          <w:left w:val="single" w:color="A32020" w:sz="18" w:space="8"/>
         </w:pBdr>
         <w:shd w:fill="FBEEEE" w:color="auto" w:val="clear"/>
         <w:bidi/>
         <w:spacing w:after="120" w:before="0" w:line="280"/>
-        <w:ind w:left="120" w:right="520"/>
-        <w:jc w:val="right"/>
+        <w:ind w:left="520" w:right="120"/>
       </w:pPr>
       <w:r>
         <w:rPr>
@@ -8978,8 +8737,7 @@
         <w:keepNext w:val="false"/>
         <w:bidi/>
         <w:spacing w:after="40" w:before="0" w:line="300"/>
-        <w:ind w:right="240"/>
-        <w:jc w:val="right"/>
+        <w:ind w:left="240"/>
       </w:pPr>
       <w:r>
         <w:rPr>
@@ -9000,13 +8758,12 @@
       <w:pPr>
         <w:keepNext w:val="false"/>
         <w:pBdr>
-          <w:right w:val="single" w:color="8A6A12" w:sz="18" w:space="8"/>
+          <w:left w:val="single" w:color="8A6A12" w:sz="18" w:space="8"/>
         </w:pBdr>
         <w:shd w:fill="FBF6E7" w:color="auto" w:val="clear"/>
         <w:bidi/>
         <w:spacing w:after="120" w:before="0" w:line="280"/>
-        <w:ind w:left="120" w:right="520"/>
-        <w:jc w:val="right"/>
+        <w:ind w:left="520" w:right="120"/>
       </w:pPr>
       <w:r>
         <w:rPr>
@@ -9056,8 +8813,7 @@
         <w:keepNext w:val="false"/>
         <w:bidi/>
         <w:spacing w:after="40" w:before="0" w:line="300"/>
-        <w:ind w:right="240"/>
-        <w:jc w:val="right"/>
+        <w:ind w:left="240"/>
       </w:pPr>
       <w:r>
         <w:rPr>
@@ -9078,13 +8834,12 @@
       <w:pPr>
         <w:keepNext w:val="false"/>
         <w:pBdr>
-          <w:right w:val="single" w:color="2E5E3A" w:sz="18" w:space="8"/>
+          <w:left w:val="single" w:color="2E5E3A" w:sz="18" w:space="8"/>
         </w:pBdr>
         <w:shd w:fill="EDF5EF" w:color="auto" w:val="clear"/>
         <w:bidi/>
         <w:spacing w:after="120" w:before="0" w:line="280"/>
-        <w:ind w:left="120" w:right="520"/>
-        <w:jc w:val="right"/>
+        <w:ind w:left="520" w:right="120"/>
       </w:pPr>
       <w:r>
         <w:rPr>
@@ -9134,8 +8889,7 @@
         <w:keepNext w:val="false"/>
         <w:bidi/>
         <w:spacing w:after="40" w:before="0" w:line="300"/>
-        <w:ind w:right="240"/>
-        <w:jc w:val="right"/>
+        <w:ind w:left="240"/>
       </w:pPr>
       <w:r>
         <w:rPr>
@@ -9156,13 +8910,12 @@
       <w:pPr>
         <w:keepNext w:val="false"/>
         <w:pBdr>
-          <w:right w:val="single" w:color="8A6A12" w:sz="18" w:space="8"/>
+          <w:left w:val="single" w:color="8A6A12" w:sz="18" w:space="8"/>
         </w:pBdr>
         <w:shd w:fill="FBF6E7" w:color="auto" w:val="clear"/>
         <w:bidi/>
         <w:spacing w:after="120" w:before="0" w:line="280"/>
-        <w:ind w:left="120" w:right="520"/>
-        <w:jc w:val="right"/>
+        <w:ind w:left="520" w:right="120"/>
       </w:pPr>
       <w:r>
         <w:rPr>
@@ -9211,13 +8964,12 @@
       <w:pPr>
         <w:keepNext w:val="false"/>
         <w:pBdr>
-          <w:right w:val="single" w:color="A32020" w:sz="18" w:space="8"/>
+          <w:left w:val="single" w:color="A32020" w:sz="18" w:space="8"/>
         </w:pBdr>
         <w:shd w:fill="FBEEEE" w:color="auto" w:val="clear"/>
         <w:bidi/>
         <w:spacing w:after="120" w:before="0" w:line="280"/>
-        <w:ind w:left="120" w:right="520"/>
-        <w:jc w:val="right"/>
+        <w:ind w:left="520" w:right="120"/>
       </w:pPr>
       <w:r>
         <w:rPr>
@@ -9267,8 +9019,7 @@
         <w:keepNext w:val="false"/>
         <w:bidi/>
         <w:spacing w:after="40" w:before="0" w:line="300"/>
-        <w:ind w:right="240"/>
-        <w:jc w:val="right"/>
+        <w:ind w:left="240"/>
       </w:pPr>
       <w:r>
         <w:rPr>
@@ -9289,13 +9040,12 @@
       <w:pPr>
         <w:keepNext w:val="false"/>
         <w:pBdr>
-          <w:right w:val="single" w:color="8A6A12" w:sz="18" w:space="8"/>
+          <w:left w:val="single" w:color="8A6A12" w:sz="18" w:space="8"/>
         </w:pBdr>
         <w:shd w:fill="FBF6E7" w:color="auto" w:val="clear"/>
         <w:bidi/>
         <w:spacing w:after="120" w:before="0" w:line="280"/>
-        <w:ind w:left="120" w:right="520"/>
-        <w:jc w:val="right"/>
+        <w:ind w:left="520" w:right="120"/>
       </w:pPr>
       <w:r>
         <w:rPr>
@@ -9345,8 +9095,7 @@
         <w:keepNext w:val="false"/>
         <w:bidi/>
         <w:spacing w:after="40" w:before="0" w:line="300"/>
-        <w:ind w:right="240"/>
-        <w:jc w:val="right"/>
+        <w:ind w:left="240"/>
       </w:pPr>
       <w:r>
         <w:rPr>
@@ -9367,13 +9116,12 @@
       <w:pPr>
         <w:keepNext w:val="false"/>
         <w:pBdr>
-          <w:right w:val="single" w:color="2E5E3A" w:sz="18" w:space="8"/>
+          <w:left w:val="single" w:color="2E5E3A" w:sz="18" w:space="8"/>
         </w:pBdr>
         <w:shd w:fill="EDF5EF" w:color="auto" w:val="clear"/>
         <w:bidi/>
         <w:spacing w:after="120" w:before="0" w:line="280"/>
-        <w:ind w:left="120" w:right="520"/>
-        <w:jc w:val="right"/>
+        <w:ind w:left="520" w:right="120"/>
       </w:pPr>
       <w:r>
         <w:rPr>
@@ -9423,8 +9171,7 @@
         <w:keepNext w:val="false"/>
         <w:bidi/>
         <w:spacing w:after="40" w:before="0" w:line="300"/>
-        <w:ind w:right="240"/>
-        <w:jc w:val="right"/>
+        <w:ind w:left="240"/>
       </w:pPr>
       <w:r>
         <w:rPr>
@@ -9445,13 +9192,12 @@
       <w:pPr>
         <w:keepNext w:val="false"/>
         <w:pBdr>
-          <w:right w:val="single" w:color="A32020" w:sz="18" w:space="8"/>
+          <w:left w:val="single" w:color="A32020" w:sz="18" w:space="8"/>
         </w:pBdr>
         <w:shd w:fill="FBEEEE" w:color="auto" w:val="clear"/>
         <w:bidi/>
         <w:spacing w:after="120" w:before="0" w:line="280"/>
-        <w:ind w:left="120" w:right="520"/>
-        <w:jc w:val="right"/>
+        <w:ind w:left="520" w:right="120"/>
       </w:pPr>
       <w:r>
         <w:rPr>
@@ -9500,13 +9246,12 @@
       <w:pPr>
         <w:keepNext w:val="false"/>
         <w:pBdr>
-          <w:right w:val="single" w:color="2E5E3A" w:sz="18" w:space="8"/>
+          <w:left w:val="single" w:color="2E5E3A" w:sz="18" w:space="8"/>
         </w:pBdr>
         <w:shd w:fill="EDF5EF" w:color="auto" w:val="clear"/>
         <w:bidi/>
         <w:spacing w:after="120" w:before="0" w:line="280"/>
-        <w:ind w:left="120" w:right="520"/>
-        <w:jc w:val="right"/>
+        <w:ind w:left="520" w:right="120"/>
       </w:pPr>
       <w:r>
         <w:rPr>
@@ -9565,7 +9310,6 @@
         <w:keepNext/>
         <w:bidi/>
         <w:spacing w:after="160" w:before="400"/>
-        <w:jc w:val="right"/>
       </w:pPr>
       <w:r>
         <w:rPr>
@@ -9588,7 +9332,6 @@
         <w:keepNext w:val="false"/>
         <w:bidi/>
         <w:spacing w:after="120" w:before="0" w:line="300"/>
-        <w:jc w:val="right"/>
       </w:pPr>
       <w:r>
         <w:rPr>
@@ -9611,7 +9354,6 @@
         <w:keepNext/>
         <w:bidi/>
         <w:spacing w:after="160" w:before="320"/>
-        <w:jc w:val="right"/>
       </w:pPr>
       <w:r>
         <w:rPr>
@@ -9634,7 +9376,6 @@
         <w:keepNext w:val="false"/>
         <w:bidi/>
         <w:spacing w:after="120" w:before="0" w:line="300"/>
-        <w:jc w:val="right"/>
       </w:pPr>
       <w:r>
         <w:rPr>
@@ -9656,7 +9397,6 @@
         <w:keepNext w:val="false"/>
         <w:bidi/>
         <w:spacing w:after="120" w:before="0" w:line="300"/>
-        <w:jc w:val="right"/>
       </w:pPr>
       <w:r>
         <w:rPr>
@@ -9677,12 +9417,11 @@
       <w:pPr>
         <w:keepNext w:val="false"/>
         <w:pBdr>
-          <w:right w:val="single" w:color="CCCCCC" w:sz="18" w:space="8"/>
+          <w:left w:val="single" w:color="CCCCCC" w:sz="18" w:space="8"/>
         </w:pBdr>
         <w:bidi/>
         <w:spacing w:after="60" w:before="0" w:line="280"/>
         <w:ind w:left="360" w:right="360"/>
-        <w:jc w:val="right"/>
       </w:pPr>
       <w:r>
         <w:rPr>
@@ -9704,7 +9443,6 @@
         <w:keepNext w:val="false"/>
         <w:bidi/>
         <w:spacing w:after="120" w:before="0" w:line="300"/>
-        <w:jc w:val="right"/>
       </w:pPr>
       <w:r>
         <w:rPr>
@@ -9725,12 +9463,11 @@
       <w:pPr>
         <w:keepNext w:val="false"/>
         <w:pBdr>
-          <w:right w:val="single" w:color="2E5E3A" w:sz="18" w:space="8"/>
+          <w:left w:val="single" w:color="2E5E3A" w:sz="18" w:space="8"/>
         </w:pBdr>
         <w:bidi/>
         <w:spacing w:after="60" w:before="0" w:line="280"/>
         <w:ind w:left="360" w:right="360"/>
-        <w:jc w:val="right"/>
       </w:pPr>
       <w:r>
         <w:rPr>
@@ -9827,7 +9564,6 @@
         <w:keepNext w:val="false"/>
         <w:bidi/>
         <w:spacing w:after="120" w:before="0" w:line="300"/>
-        <w:jc w:val="right"/>
       </w:pPr>
       <w:r>
         <w:rPr>
@@ -9850,7 +9586,6 @@
         <w:keepNext/>
         <w:bidi/>
         <w:spacing w:after="160" w:before="320"/>
-        <w:jc w:val="right"/>
       </w:pPr>
       <w:r>
         <w:rPr>
@@ -9873,7 +9608,6 @@
         <w:keepNext w:val="false"/>
         <w:bidi/>
         <w:spacing w:after="120" w:before="0" w:line="300"/>
-        <w:jc w:val="right"/>
       </w:pPr>
       <w:r>
         <w:rPr>
@@ -9895,7 +9629,6 @@
         <w:keepNext w:val="false"/>
         <w:bidi/>
         <w:spacing w:after="120" w:before="0" w:line="300"/>
-        <w:jc w:val="right"/>
       </w:pPr>
       <w:r>
         <w:rPr>
@@ -9916,12 +9649,11 @@
       <w:pPr>
         <w:keepNext w:val="false"/>
         <w:pBdr>
-          <w:right w:val="single" w:color="2E5E3A" w:sz="18" w:space="8"/>
+          <w:left w:val="single" w:color="2E5E3A" w:sz="18" w:space="8"/>
         </w:pBdr>
         <w:bidi/>
         <w:spacing w:after="60" w:before="0" w:line="280"/>
         <w:ind w:left="360" w:right="360"/>
-        <w:jc w:val="right"/>
       </w:pPr>
       <w:r>
         <w:rPr>
@@ -10183,7 +9915,6 @@
         <w:keepNext w:val="false"/>
         <w:bidi/>
         <w:spacing w:after="120" w:before="0" w:line="300"/>
-        <w:jc w:val="right"/>
       </w:pPr>
       <w:r>
         <w:rPr>
@@ -10206,7 +9937,6 @@
         <w:keepNext/>
         <w:bidi/>
         <w:spacing w:after="160" w:before="320"/>
-        <w:jc w:val="right"/>
       </w:pPr>
       <w:r>
         <w:rPr>
@@ -10229,7 +9959,6 @@
         <w:keepNext w:val="false"/>
         <w:bidi/>
         <w:spacing w:after="120" w:before="0" w:line="300"/>
-        <w:jc w:val="right"/>
       </w:pPr>
       <w:r>
         <w:rPr>
@@ -10251,7 +9980,6 @@
         <w:keepNext w:val="false"/>
         <w:bidi/>
         <w:spacing w:after="120" w:before="0" w:line="300"/>
-        <w:jc w:val="right"/>
       </w:pPr>
       <w:r>
         <w:rPr>
@@ -10272,12 +10000,11 @@
       <w:pPr>
         <w:keepNext w:val="false"/>
         <w:pBdr>
-          <w:right w:val="single" w:color="CCCCCC" w:sz="18" w:space="8"/>
+          <w:left w:val="single" w:color="CCCCCC" w:sz="18" w:space="8"/>
         </w:pBdr>
         <w:bidi/>
         <w:spacing w:after="60" w:before="0" w:line="280"/>
         <w:ind w:left="360" w:right="360"/>
-        <w:jc w:val="right"/>
       </w:pPr>
       <w:r>
         <w:rPr>
@@ -10314,7 +10041,6 @@
         <w:keepNext w:val="false"/>
         <w:bidi/>
         <w:spacing w:after="120" w:before="0" w:line="300"/>
-        <w:jc w:val="right"/>
       </w:pPr>
       <w:r>
         <w:rPr>
@@ -10335,12 +10061,11 @@
       <w:pPr>
         <w:keepNext w:val="false"/>
         <w:pBdr>
-          <w:right w:val="single" w:color="2E5E3A" w:sz="18" w:space="8"/>
+          <w:left w:val="single" w:color="2E5E3A" w:sz="18" w:space="8"/>
         </w:pBdr>
         <w:bidi/>
         <w:spacing w:after="60" w:before="0" w:line="280"/>
         <w:ind w:left="360" w:right="360"/>
-        <w:jc w:val="right"/>
       </w:pPr>
       <w:r>
         <w:rPr>
@@ -10437,7 +10162,6 @@
         <w:keepNext w:val="false"/>
         <w:bidi/>
         <w:spacing w:after="120" w:before="0" w:line="300"/>
-        <w:jc w:val="right"/>
       </w:pPr>
       <w:r>
         <w:rPr>
@@ -10460,7 +10184,6 @@
         <w:keepNext/>
         <w:bidi/>
         <w:spacing w:after="160" w:before="320"/>
-        <w:jc w:val="right"/>
       </w:pPr>
       <w:r>
         <w:rPr>
@@ -10483,7 +10206,6 @@
         <w:keepNext w:val="false"/>
         <w:bidi/>
         <w:spacing w:after="120" w:before="0" w:line="300"/>
-        <w:jc w:val="right"/>
       </w:pPr>
       <w:r>
         <w:rPr>
@@ -10505,7 +10227,6 @@
         <w:keepNext w:val="false"/>
         <w:bidi/>
         <w:spacing w:after="120" w:before="0" w:line="300"/>
-        <w:jc w:val="right"/>
       </w:pPr>
       <w:r>
         <w:rPr>
@@ -10526,12 +10247,11 @@
       <w:pPr>
         <w:keepNext w:val="false"/>
         <w:pBdr>
-          <w:right w:val="single" w:color="2E5E3A" w:sz="18" w:space="8"/>
+          <w:left w:val="single" w:color="2E5E3A" w:sz="18" w:space="8"/>
         </w:pBdr>
         <w:bidi/>
         <w:spacing w:after="60" w:before="0" w:line="280"/>
         <w:ind w:left="360" w:right="360"/>
-        <w:jc w:val="right"/>
       </w:pPr>
       <w:r>
         <w:rPr>
@@ -10613,7 +10333,6 @@
         <w:keepNext w:val="false"/>
         <w:bidi/>
         <w:spacing w:after="120" w:before="0" w:line="300"/>
-        <w:jc w:val="right"/>
       </w:pPr>
       <w:r>
         <w:rPr>
@@ -10644,7 +10363,6 @@
         <w:keepNext/>
         <w:bidi/>
         <w:spacing w:after="160" w:before="320"/>
-        <w:jc w:val="right"/>
       </w:pPr>
       <w:r>
         <w:rPr>
@@ -10667,7 +10385,6 @@
         <w:keepNext w:val="false"/>
         <w:bidi/>
         <w:spacing w:after="120" w:before="0" w:line="300"/>
-        <w:jc w:val="right"/>
       </w:pPr>
       <w:r>
         <w:rPr>
@@ -10689,7 +10406,6 @@
         <w:keepNext w:val="false"/>
         <w:bidi/>
         <w:spacing w:after="120" w:before="0" w:line="300"/>
-        <w:jc w:val="right"/>
       </w:pPr>
       <w:r>
         <w:rPr>
@@ -10710,12 +10426,11 @@
       <w:pPr>
         <w:keepNext w:val="false"/>
         <w:pBdr>
-          <w:right w:val="single" w:color="CCCCCC" w:sz="18" w:space="8"/>
+          <w:left w:val="single" w:color="CCCCCC" w:sz="18" w:space="8"/>
         </w:pBdr>
         <w:bidi/>
         <w:spacing w:after="60" w:before="0" w:line="280"/>
         <w:ind w:left="360" w:right="360"/>
-        <w:jc w:val="right"/>
       </w:pPr>
       <w:r>
         <w:rPr>
@@ -10737,7 +10452,6 @@
         <w:keepNext w:val="false"/>
         <w:bidi/>
         <w:spacing w:after="120" w:before="0" w:line="300"/>
-        <w:jc w:val="right"/>
       </w:pPr>
       <w:r>
         <w:rPr>
@@ -10759,7 +10473,6 @@
         <w:keepNext w:val="false"/>
         <w:bidi/>
         <w:spacing w:after="120" w:before="0" w:line="300"/>
-        <w:jc w:val="right"/>
       </w:pPr>
       <w:r>
         <w:rPr>
@@ -10780,12 +10493,11 @@
       <w:pPr>
         <w:keepNext w:val="false"/>
         <w:pBdr>
-          <w:right w:val="single" w:color="8A6A12" w:sz="18" w:space="8"/>
+          <w:left w:val="single" w:color="8A6A12" w:sz="18" w:space="8"/>
         </w:pBdr>
         <w:bidi/>
         <w:spacing w:after="60" w:before="0" w:line="280"/>
         <w:ind w:left="360" w:right="360"/>
-        <w:jc w:val="right"/>
       </w:pPr>
       <w:r>
         <w:rPr>
@@ -10852,7 +10564,6 @@
         <w:keepNext w:val="false"/>
         <w:bidi/>
         <w:spacing w:after="120" w:before="0" w:line="300"/>
-        <w:jc w:val="right"/>
       </w:pPr>
       <w:r>
         <w:rPr>
@@ -10873,13 +10584,12 @@
       <w:pPr>
         <w:keepNext w:val="false"/>
         <w:pBdr>
-          <w:right w:val="single" w:color="8A6A12" w:sz="18" w:space="8"/>
+          <w:left w:val="single" w:color="8A6A12" w:sz="18" w:space="8"/>
         </w:pBdr>
         <w:shd w:fill="FBF6E7" w:color="auto" w:val="clear"/>
         <w:bidi/>
         <w:spacing w:after="140" w:before="0" w:line="300"/>
         <w:ind w:left="120" w:right="120"/>
-        <w:jc w:val="right"/>
       </w:pPr>
       <w:r>
         <w:rPr>
@@ -10916,7 +10626,6 @@
         <w:keepNext/>
         <w:bidi/>
         <w:spacing w:after="160" w:before="320"/>
-        <w:jc w:val="right"/>
       </w:pPr>
       <w:r>
         <w:rPr>
@@ -10939,7 +10648,6 @@
         <w:keepNext w:val="false"/>
         <w:bidi/>
         <w:spacing w:after="120" w:before="0" w:line="300"/>
-        <w:jc w:val="right"/>
       </w:pPr>
       <w:r>
         <w:rPr>
@@ -10961,7 +10669,6 @@
         <w:keepNext w:val="false"/>
         <w:bidi/>
         <w:spacing w:after="120" w:before="0" w:line="300"/>
-        <w:jc w:val="right"/>
       </w:pPr>
       <w:r>
         <w:rPr>
@@ -10982,12 +10689,11 @@
       <w:pPr>
         <w:keepNext w:val="false"/>
         <w:pBdr>
-          <w:right w:val="single" w:color="8A6A12" w:sz="18" w:space="8"/>
+          <w:left w:val="single" w:color="8A6A12" w:sz="18" w:space="8"/>
         </w:pBdr>
         <w:bidi/>
         <w:spacing w:after="60" w:before="0" w:line="280"/>
         <w:ind w:left="360" w:right="360"/>
-        <w:jc w:val="right"/>
       </w:pPr>
       <w:r>
         <w:rPr>
@@ -11024,7 +10730,6 @@
         <w:keepNext w:val="false"/>
         <w:bidi/>
         <w:spacing w:after="120" w:before="0" w:line="300"/>
-        <w:jc w:val="right"/>
       </w:pPr>
       <w:r>
         <w:rPr>
@@ -11055,7 +10760,6 @@
         <w:keepNext/>
         <w:bidi/>
         <w:spacing w:after="160" w:before="320"/>
-        <w:jc w:val="right"/>
       </w:pPr>
       <w:r>
         <w:rPr>
@@ -11078,7 +10782,6 @@
         <w:keepNext w:val="false"/>
         <w:bidi/>
         <w:spacing w:after="120" w:before="0" w:line="300"/>
-        <w:jc w:val="right"/>
       </w:pPr>
       <w:r>
         <w:rPr>
@@ -11100,7 +10803,6 @@
         <w:keepNext w:val="false"/>
         <w:bidi/>
         <w:spacing w:after="120" w:before="0" w:line="300"/>
-        <w:jc w:val="right"/>
       </w:pPr>
       <w:r>
         <w:rPr>
@@ -11121,12 +10823,11 @@
       <w:pPr>
         <w:keepNext w:val="false"/>
         <w:pBdr>
-          <w:right w:val="single" w:color="2E5E3A" w:sz="18" w:space="8"/>
+          <w:left w:val="single" w:color="2E5E3A" w:sz="18" w:space="8"/>
         </w:pBdr>
         <w:bidi/>
         <w:spacing w:after="60" w:before="0" w:line="280"/>
         <w:ind w:left="360" w:right="360"/>
-        <w:jc w:val="right"/>
       </w:pPr>
       <w:r>
         <w:rPr>
@@ -11268,7 +10969,6 @@
         <w:keepNext w:val="false"/>
         <w:bidi/>
         <w:spacing w:after="120" w:before="0" w:line="300"/>
-        <w:jc w:val="right"/>
       </w:pPr>
       <w:r>
         <w:rPr>
@@ -11291,7 +10991,6 @@
         <w:keepNext/>
         <w:bidi/>
         <w:spacing w:after="160" w:before="320"/>
-        <w:jc w:val="right"/>
       </w:pPr>
       <w:r>
         <w:rPr>
@@ -11314,7 +11013,6 @@
         <w:keepNext w:val="false"/>
         <w:bidi/>
         <w:spacing w:after="120" w:before="0" w:line="300"/>
-        <w:jc w:val="right"/>
       </w:pPr>
       <w:r>
         <w:rPr>
@@ -11336,7 +11034,6 @@
         <w:keepNext w:val="false"/>
         <w:bidi/>
         <w:spacing w:after="120" w:before="0" w:line="300"/>
-        <w:jc w:val="right"/>
       </w:pPr>
       <w:r>
         <w:rPr>
@@ -11357,12 +11054,11 @@
       <w:pPr>
         <w:keepNext w:val="false"/>
         <w:pBdr>
-          <w:right w:val="single" w:color="8A6A12" w:sz="18" w:space="8"/>
+          <w:left w:val="single" w:color="8A6A12" w:sz="18" w:space="8"/>
         </w:pBdr>
         <w:bidi/>
         <w:spacing w:after="60" w:before="0" w:line="280"/>
         <w:ind w:left="360" w:right="360"/>
-        <w:jc w:val="right"/>
       </w:pPr>
       <w:r>
         <w:rPr>
@@ -11594,7 +11290,6 @@
         <w:keepNext w:val="false"/>
         <w:bidi/>
         <w:spacing w:after="120" w:before="0" w:line="300"/>
-        <w:jc w:val="right"/>
       </w:pPr>
       <w:r>
         <w:rPr>
@@ -11620,7 +11315,6 @@
         </w:numPr>
         <w:bidi/>
         <w:spacing w:after="80" w:line="290"/>
-        <w:jc w:val="right"/>
       </w:pPr>
       <w:r>
         <w:rPr>
@@ -11646,7 +11340,6 @@
         </w:numPr>
         <w:bidi/>
         <w:spacing w:after="80" w:line="290"/>
-        <w:jc w:val="right"/>
       </w:pPr>
       <w:r>
         <w:rPr>
@@ -11672,7 +11365,6 @@
         </w:numPr>
         <w:bidi/>
         <w:spacing w:after="80" w:line="290"/>
-        <w:jc w:val="right"/>
       </w:pPr>
       <w:r>
         <w:rPr>
@@ -11698,7 +11390,6 @@
         </w:numPr>
         <w:bidi/>
         <w:spacing w:after="80" w:line="290"/>
-        <w:jc w:val="right"/>
       </w:pPr>
       <w:r>
         <w:rPr>
@@ -11724,7 +11415,6 @@
         </w:numPr>
         <w:bidi/>
         <w:spacing w:after="80" w:line="290"/>
-        <w:jc w:val="right"/>
       </w:pPr>
       <w:r>
         <w:rPr>
@@ -11745,13 +11435,12 @@
       <w:pPr>
         <w:keepNext w:val="false"/>
         <w:pBdr>
-          <w:right w:val="single" w:color="8A6A12" w:sz="18" w:space="8"/>
+          <w:left w:val="single" w:color="8A6A12" w:sz="18" w:space="8"/>
         </w:pBdr>
         <w:shd w:fill="FBF6E7" w:color="auto" w:val="clear"/>
         <w:bidi/>
         <w:spacing w:after="140" w:before="0" w:line="300"/>
         <w:ind w:left="120" w:right="120"/>
-        <w:jc w:val="right"/>
       </w:pPr>
       <w:r>
         <w:rPr>
@@ -11796,7 +11485,6 @@
         <w:keepNext/>
         <w:bidi/>
         <w:spacing w:after="160" w:before="320"/>
-        <w:jc w:val="right"/>
       </w:pPr>
       <w:r>
         <w:rPr>
@@ -11819,7 +11507,6 @@
         <w:keepNext w:val="false"/>
         <w:bidi/>
         <w:spacing w:after="120" w:before="0" w:line="300"/>
-        <w:jc w:val="right"/>
       </w:pPr>
       <w:r>
         <w:rPr>
@@ -11841,7 +11528,6 @@
         <w:keepNext w:val="false"/>
         <w:bidi/>
         <w:spacing w:after="120" w:before="0" w:line="300"/>
-        <w:jc w:val="right"/>
       </w:pPr>
       <w:r>
         <w:rPr>
@@ -11863,7 +11549,6 @@
         <w:keepNext w:val="false"/>
         <w:bidi/>
         <w:spacing w:after="0" w:before="0" w:line="300"/>
-        <w:jc w:val="right"/>
       </w:pPr>
       <w:r>
         <w:rPr>
@@ -11885,7 +11570,6 @@
         <w:keepNext w:val="false"/>
         <w:bidi/>
         <w:spacing w:after="120" w:before="0" w:line="300"/>
-        <w:jc w:val="right"/>
       </w:pPr>
       <w:r>
         <w:rPr>
@@ -11920,12 +11604,11 @@
       <w:pPr>
         <w:keepNext w:val="false"/>
         <w:pBdr>
-          <w:right w:val="single" w:color="8A6A12" w:sz="18" w:space="8"/>
+          <w:left w:val="single" w:color="8A6A12" w:sz="18" w:space="8"/>
         </w:pBdr>
         <w:bidi/>
         <w:spacing w:after="60" w:before="0" w:line="280"/>
         <w:ind w:left="360" w:right="360"/>
-        <w:jc w:val="right"/>
       </w:pPr>
       <w:r>
         <w:rPr>
@@ -11947,7 +11630,6 @@
         <w:keepNext w:val="false"/>
         <w:bidi/>
         <w:spacing w:after="120" w:before="0" w:line="300"/>
-        <w:jc w:val="right"/>
       </w:pPr>
       <w:r>
         <w:rPr>
@@ -11982,12 +11664,11 @@
       <w:pPr>
         <w:keepNext w:val="false"/>
         <w:pBdr>
-          <w:right w:val="single" w:color="8A6A12" w:sz="18" w:space="8"/>
+          <w:left w:val="single" w:color="8A6A12" w:sz="18" w:space="8"/>
         </w:pBdr>
         <w:bidi/>
         <w:spacing w:after="60" w:before="0" w:line="280"/>
         <w:ind w:left="360" w:right="360"/>
-        <w:jc w:val="right"/>
       </w:pPr>
       <w:r>
         <w:rPr>
@@ -12009,7 +11690,6 @@
         <w:keepNext w:val="false"/>
         <w:bidi/>
         <w:spacing w:after="120" w:before="0" w:line="300"/>
-        <w:jc w:val="right"/>
       </w:pPr>
       <w:r>
         <w:rPr>
@@ -12044,12 +11724,11 @@
       <w:pPr>
         <w:keepNext w:val="false"/>
         <w:pBdr>
-          <w:right w:val="single" w:color="8A6A12" w:sz="18" w:space="8"/>
+          <w:left w:val="single" w:color="8A6A12" w:sz="18" w:space="8"/>
         </w:pBdr>
         <w:bidi/>
         <w:spacing w:after="60" w:before="0" w:line="280"/>
         <w:ind w:left="360" w:right="360"/>
-        <w:jc w:val="right"/>
       </w:pPr>
       <w:r>
         <w:rPr>
@@ -12071,7 +11750,6 @@
         <w:keepNext w:val="false"/>
         <w:bidi/>
         <w:spacing w:after="120" w:before="0" w:line="300"/>
-        <w:jc w:val="right"/>
       </w:pPr>
       <w:r>
         <w:rPr>
@@ -12106,12 +11784,11 @@
       <w:pPr>
         <w:keepNext w:val="false"/>
         <w:pBdr>
-          <w:right w:val="single" w:color="8A6A12" w:sz="18" w:space="8"/>
+          <w:left w:val="single" w:color="8A6A12" w:sz="18" w:space="8"/>
         </w:pBdr>
         <w:bidi/>
         <w:spacing w:after="60" w:before="0" w:line="280"/>
         <w:ind w:left="360" w:right="360"/>
-        <w:jc w:val="right"/>
       </w:pPr>
       <w:r>
         <w:rPr>
@@ -12133,7 +11810,6 @@
         <w:keepNext w:val="false"/>
         <w:bidi/>
         <w:spacing w:after="120" w:before="0" w:line="300"/>
-        <w:jc w:val="right"/>
       </w:pPr>
       <w:r>
         <w:rPr>
@@ -12168,12 +11844,11 @@
       <w:pPr>
         <w:keepNext w:val="false"/>
         <w:pBdr>
-          <w:right w:val="single" w:color="8A6A12" w:sz="18" w:space="8"/>
+          <w:left w:val="single" w:color="8A6A12" w:sz="18" w:space="8"/>
         </w:pBdr>
         <w:bidi/>
         <w:spacing w:after="60" w:before="0" w:line="280"/>
         <w:ind w:left="360" w:right="360"/>
-        <w:jc w:val="right"/>
       </w:pPr>
       <w:r>
         <w:rPr>
@@ -12195,7 +11870,6 @@
         <w:keepNext w:val="false"/>
         <w:bidi/>
         <w:spacing w:after="0" w:before="0" w:line="300"/>
-        <w:jc w:val="right"/>
       </w:pPr>
       <w:r>
         <w:rPr>
@@ -12216,13 +11890,12 @@
       <w:pPr>
         <w:keepNext w:val="false"/>
         <w:pBdr>
-          <w:right w:val="single" w:color="2E5E3A" w:sz="18" w:space="8"/>
+          <w:left w:val="single" w:color="2E5E3A" w:sz="18" w:space="8"/>
         </w:pBdr>
         <w:shd w:fill="EDF5EF" w:color="auto" w:val="clear"/>
         <w:bidi/>
         <w:spacing w:after="140" w:before="0" w:line="300"/>
         <w:ind w:left="120" w:right="120"/>
-        <w:jc w:val="right"/>
       </w:pPr>
       <w:r>
         <w:rPr>
@@ -12267,7 +11940,6 @@
         <w:keepNext/>
         <w:bidi/>
         <w:spacing w:after="160" w:before="400"/>
-        <w:jc w:val="right"/>
       </w:pPr>
       <w:r>
         <w:rPr>
@@ -12290,7 +11962,6 @@
         <w:keepNext w:val="false"/>
         <w:bidi/>
         <w:spacing w:after="120" w:before="0" w:line="300"/>
-        <w:jc w:val="right"/>
       </w:pPr>
       <w:r>
         <w:rPr>
@@ -12347,7 +12018,6 @@
               <w:shd w:fill="EDEFF2" w:color="auto" w:val="clear"/>
               <w:bidi/>
               <w:spacing w:after="40" w:before="0" w:line="300"/>
-              <w:jc w:val="right"/>
             </w:pPr>
             <w:r>
               <w:rPr>
@@ -12382,7 +12052,6 @@
               <w:shd w:fill="EDEFF2" w:color="auto" w:val="clear"/>
               <w:bidi/>
               <w:spacing w:after="40" w:before="0" w:line="300"/>
-              <w:jc w:val="right"/>
             </w:pPr>
             <w:r>
               <w:rPr>
@@ -12417,7 +12086,6 @@
               <w:shd w:fill="EDEFF2" w:color="auto" w:val="clear"/>
               <w:bidi/>
               <w:spacing w:after="40" w:before="0" w:line="300"/>
-              <w:jc w:val="right"/>
             </w:pPr>
             <w:r>
               <w:rPr>
@@ -12452,7 +12120,6 @@
               <w:shd w:fill="EDEFF2" w:color="auto" w:val="clear"/>
               <w:bidi/>
               <w:spacing w:after="40" w:before="0" w:line="300"/>
-              <w:jc w:val="right"/>
             </w:pPr>
             <w:r>
               <w:rPr>
@@ -12487,7 +12154,6 @@
               <w:keepNext w:val="false"/>
               <w:bidi/>
               <w:spacing w:after="40" w:before="0" w:line="300"/>
-              <w:jc w:val="right"/>
             </w:pPr>
             <w:r>
               <w:rPr>
@@ -12520,7 +12186,6 @@
               <w:keepNext w:val="false"/>
               <w:bidi/>
               <w:spacing w:after="40" w:before="0" w:line="300"/>
-              <w:jc w:val="right"/>
             </w:pPr>
             <w:r>
               <w:rPr>
@@ -12553,7 +12218,6 @@
               <w:keepNext w:val="false"/>
               <w:bidi/>
               <w:spacing w:after="40" w:before="0" w:line="300"/>
-              <w:jc w:val="right"/>
             </w:pPr>
             <w:r>
               <w:rPr>
@@ -12586,7 +12250,6 @@
               <w:keepNext w:val="false"/>
               <w:bidi/>
               <w:spacing w:after="40" w:before="0" w:line="300"/>
-              <w:jc w:val="right"/>
             </w:pPr>
             <w:r>
               <w:rPr>
@@ -12623,7 +12286,6 @@
               <w:shd w:fill="FAFAFA" w:color="auto" w:val="clear"/>
               <w:bidi/>
               <w:spacing w:after="40" w:before="0" w:line="300"/>
-              <w:jc w:val="right"/>
             </w:pPr>
             <w:r>
               <w:rPr>
@@ -12658,7 +12320,6 @@
               <w:shd w:fill="FAFAFA" w:color="auto" w:val="clear"/>
               <w:bidi/>
               <w:spacing w:after="40" w:before="0" w:line="300"/>
-              <w:jc w:val="right"/>
             </w:pPr>
             <w:r>
               <w:rPr>
@@ -12693,7 +12354,6 @@
               <w:shd w:fill="FAFAFA" w:color="auto" w:val="clear"/>
               <w:bidi/>
               <w:spacing w:after="40" w:before="0" w:line="300"/>
-              <w:jc w:val="right"/>
             </w:pPr>
             <w:r>
               <w:rPr>
@@ -12728,7 +12388,6 @@
               <w:shd w:fill="FAFAFA" w:color="auto" w:val="clear"/>
               <w:bidi/>
               <w:spacing w:after="40" w:before="0" w:line="300"/>
-              <w:jc w:val="right"/>
             </w:pPr>
             <w:r>
               <w:rPr>
@@ -12763,7 +12422,6 @@
               <w:keepNext w:val="false"/>
               <w:bidi/>
               <w:spacing w:after="40" w:before="0" w:line="300"/>
-              <w:jc w:val="right"/>
             </w:pPr>
             <w:r>
               <w:rPr>
@@ -12796,7 +12454,6 @@
               <w:keepNext w:val="false"/>
               <w:bidi/>
               <w:spacing w:after="40" w:before="0" w:line="300"/>
-              <w:jc w:val="right"/>
             </w:pPr>
             <w:r>
               <w:rPr>
@@ -12829,7 +12486,6 @@
               <w:keepNext w:val="false"/>
               <w:bidi/>
               <w:spacing w:after="40" w:before="0" w:line="300"/>
-              <w:jc w:val="right"/>
             </w:pPr>
             <w:r>
               <w:rPr>
@@ -12862,7 +12518,6 @@
               <w:keepNext w:val="false"/>
               <w:bidi/>
               <w:spacing w:after="40" w:before="0" w:line="300"/>
-              <w:jc w:val="right"/>
             </w:pPr>
             <w:r>
               <w:rPr>
@@ -12899,7 +12554,6 @@
               <w:shd w:fill="FAFAFA" w:color="auto" w:val="clear"/>
               <w:bidi/>
               <w:spacing w:after="40" w:before="0" w:line="300"/>
-              <w:jc w:val="right"/>
             </w:pPr>
             <w:r>
               <w:rPr>
@@ -12934,7 +12588,6 @@
               <w:shd w:fill="FAFAFA" w:color="auto" w:val="clear"/>
               <w:bidi/>
               <w:spacing w:after="40" w:before="0" w:line="300"/>
-              <w:jc w:val="right"/>
             </w:pPr>
             <w:r>
               <w:rPr>
@@ -12969,7 +12622,6 @@
               <w:shd w:fill="FAFAFA" w:color="auto" w:val="clear"/>
               <w:bidi/>
               <w:spacing w:after="40" w:before="0" w:line="300"/>
-              <w:jc w:val="right"/>
             </w:pPr>
             <w:r>
               <w:rPr>
@@ -13004,7 +12656,6 @@
               <w:shd w:fill="FAFAFA" w:color="auto" w:val="clear"/>
               <w:bidi/>
               <w:spacing w:after="40" w:before="0" w:line="300"/>
-              <w:jc w:val="right"/>
             </w:pPr>
             <w:r>
               <w:rPr>
@@ -13039,7 +12690,6 @@
               <w:keepNext w:val="false"/>
               <w:bidi/>
               <w:spacing w:after="40" w:before="0" w:line="300"/>
-              <w:jc w:val="right"/>
             </w:pPr>
             <w:r>
               <w:rPr>
@@ -13072,7 +12722,6 @@
               <w:keepNext w:val="false"/>
               <w:bidi/>
               <w:spacing w:after="40" w:before="0" w:line="300"/>
-              <w:jc w:val="right"/>
             </w:pPr>
             <w:r>
               <w:rPr>
@@ -13105,7 +12754,6 @@
               <w:keepNext w:val="false"/>
               <w:bidi/>
               <w:spacing w:after="40" w:before="0" w:line="300"/>
-              <w:jc w:val="right"/>
             </w:pPr>
             <w:r>
               <w:rPr>
@@ -13138,7 +12786,6 @@
               <w:keepNext w:val="false"/>
               <w:bidi/>
               <w:spacing w:after="40" w:before="0" w:line="300"/>
-              <w:jc w:val="right"/>
             </w:pPr>
             <w:r>
               <w:rPr>
@@ -13175,7 +12822,6 @@
               <w:shd w:fill="FAFAFA" w:color="auto" w:val="clear"/>
               <w:bidi/>
               <w:spacing w:after="40" w:before="0" w:line="300"/>
-              <w:jc w:val="right"/>
             </w:pPr>
             <w:r>
               <w:rPr>
@@ -13210,7 +12856,6 @@
               <w:shd w:fill="FAFAFA" w:color="auto" w:val="clear"/>
               <w:bidi/>
               <w:spacing w:after="40" w:before="0" w:line="300"/>
-              <w:jc w:val="right"/>
             </w:pPr>
             <w:r>
               <w:rPr>
@@ -13245,7 +12890,6 @@
               <w:shd w:fill="FAFAFA" w:color="auto" w:val="clear"/>
               <w:bidi/>
               <w:spacing w:after="40" w:before="0" w:line="300"/>
-              <w:jc w:val="right"/>
             </w:pPr>
             <w:r>
               <w:rPr>
@@ -13280,7 +12924,6 @@
               <w:shd w:fill="FAFAFA" w:color="auto" w:val="clear"/>
               <w:bidi/>
               <w:spacing w:after="40" w:before="0" w:line="300"/>
-              <w:jc w:val="right"/>
             </w:pPr>
             <w:r>
               <w:rPr>
@@ -13315,7 +12958,6 @@
               <w:keepNext w:val="false"/>
               <w:bidi/>
               <w:spacing w:after="40" w:before="0" w:line="300"/>
-              <w:jc w:val="right"/>
             </w:pPr>
             <w:r>
               <w:rPr>
@@ -13348,7 +12990,6 @@
               <w:keepNext w:val="false"/>
               <w:bidi/>
               <w:spacing w:after="40" w:before="0" w:line="300"/>
-              <w:jc w:val="right"/>
             </w:pPr>
             <w:r>
               <w:rPr>
@@ -13381,7 +13022,6 @@
               <w:keepNext w:val="false"/>
               <w:bidi/>
               <w:spacing w:after="40" w:before="0" w:line="300"/>
-              <w:jc w:val="right"/>
             </w:pPr>
             <w:r>
               <w:rPr>
@@ -13414,7 +13054,6 @@
               <w:keepNext w:val="false"/>
               <w:bidi/>
               <w:spacing w:after="40" w:before="0" w:line="300"/>
-              <w:jc w:val="right"/>
             </w:pPr>
             <w:r>
               <w:rPr>
@@ -13451,7 +13090,6 @@
               <w:shd w:fill="FAFAFA" w:color="auto" w:val="clear"/>
               <w:bidi/>
               <w:spacing w:after="40" w:before="0" w:line="300"/>
-              <w:jc w:val="right"/>
             </w:pPr>
             <w:r>
               <w:rPr>
@@ -13486,7 +13124,6 @@
               <w:shd w:fill="FAFAFA" w:color="auto" w:val="clear"/>
               <w:bidi/>
               <w:spacing w:after="40" w:before="0" w:line="300"/>
-              <w:jc w:val="right"/>
             </w:pPr>
             <w:r>
               <w:rPr>
@@ -13521,7 +13158,6 @@
               <w:shd w:fill="FAFAFA" w:color="auto" w:val="clear"/>
               <w:bidi/>
               <w:spacing w:after="40" w:before="0" w:line="300"/>
-              <w:jc w:val="right"/>
             </w:pPr>
             <w:r>
               <w:rPr>
@@ -13556,7 +13192,6 @@
               <w:shd w:fill="FAFAFA" w:color="auto" w:val="clear"/>
               <w:bidi/>
               <w:spacing w:after="40" w:before="0" w:line="300"/>
-              <w:jc w:val="right"/>
             </w:pPr>
             <w:r>
               <w:rPr>
@@ -13591,7 +13226,6 @@
               <w:keepNext w:val="false"/>
               <w:bidi/>
               <w:spacing w:after="40" w:before="0" w:line="300"/>
-              <w:jc w:val="right"/>
             </w:pPr>
             <w:r>
               <w:rPr>
@@ -13624,7 +13258,6 @@
               <w:keepNext w:val="false"/>
               <w:bidi/>
               <w:spacing w:after="40" w:before="0" w:line="300"/>
-              <w:jc w:val="right"/>
             </w:pPr>
             <w:r>
               <w:rPr>
@@ -13657,7 +13290,6 @@
               <w:keepNext w:val="false"/>
               <w:bidi/>
               <w:spacing w:after="40" w:before="0" w:line="300"/>
-              <w:jc w:val="right"/>
             </w:pPr>
             <w:r>
               <w:rPr>
@@ -13690,7 +13322,6 @@
               <w:keepNext w:val="false"/>
               <w:bidi/>
               <w:spacing w:after="40" w:before="0" w:line="300"/>
-              <w:jc w:val="right"/>
             </w:pPr>
             <w:r>
               <w:rPr>
@@ -13727,7 +13358,6 @@
               <w:shd w:fill="FAFAFA" w:color="auto" w:val="clear"/>
               <w:bidi/>
               <w:spacing w:after="40" w:before="0" w:line="300"/>
-              <w:jc w:val="right"/>
             </w:pPr>
             <w:r>
               <w:rPr>
@@ -13762,7 +13392,6 @@
               <w:shd w:fill="FAFAFA" w:color="auto" w:val="clear"/>
               <w:bidi/>
               <w:spacing w:after="40" w:before="0" w:line="300"/>
-              <w:jc w:val="right"/>
             </w:pPr>
             <w:r>
               <w:rPr>
@@ -13797,7 +13426,6 @@
               <w:shd w:fill="FAFAFA" w:color="auto" w:val="clear"/>
               <w:bidi/>
               <w:spacing w:after="40" w:before="0" w:line="300"/>
-              <w:jc w:val="right"/>
             </w:pPr>
             <w:r>
               <w:rPr>
@@ -13832,7 +13460,6 @@
               <w:shd w:fill="FAFAFA" w:color="auto" w:val="clear"/>
               <w:bidi/>
               <w:spacing w:after="40" w:before="0" w:line="300"/>
-              <w:jc w:val="right"/>
             </w:pPr>
             <w:r>
               <w:rPr>
@@ -13867,7 +13494,6 @@
               <w:keepNext w:val="false"/>
               <w:bidi/>
               <w:spacing w:after="40" w:before="0" w:line="300"/>
-              <w:jc w:val="right"/>
             </w:pPr>
             <w:r>
               <w:rPr>
@@ -13900,7 +13526,6 @@
               <w:keepNext w:val="false"/>
               <w:bidi/>
               <w:spacing w:after="40" w:before="0" w:line="300"/>
-              <w:jc w:val="right"/>
             </w:pPr>
             <w:r>
               <w:rPr>
@@ -13933,7 +13558,6 @@
               <w:keepNext w:val="false"/>
               <w:bidi/>
               <w:spacing w:after="40" w:before="0" w:line="300"/>
-              <w:jc w:val="right"/>
             </w:pPr>
             <w:r>
               <w:rPr>
@@ -13966,7 +13590,6 @@
               <w:keepNext w:val="false"/>
               <w:bidi/>
               <w:spacing w:after="40" w:before="0" w:line="300"/>
-              <w:jc w:val="right"/>
             </w:pPr>
             <w:r>
               <w:rPr>
@@ -14003,7 +13626,6 @@
               <w:shd w:fill="FAFAFA" w:color="auto" w:val="clear"/>
               <w:bidi/>
               <w:spacing w:after="40" w:before="0" w:line="300"/>
-              <w:jc w:val="right"/>
             </w:pPr>
             <w:r>
               <w:rPr>
@@ -14038,7 +13660,6 @@
               <w:shd w:fill="FAFAFA" w:color="auto" w:val="clear"/>
               <w:bidi/>
               <w:spacing w:after="40" w:before="0" w:line="300"/>
-              <w:jc w:val="right"/>
             </w:pPr>
             <w:r>
               <w:rPr>
@@ -14073,7 +13694,6 @@
               <w:shd w:fill="FAFAFA" w:color="auto" w:val="clear"/>
               <w:bidi/>
               <w:spacing w:after="40" w:before="0" w:line="300"/>
-              <w:jc w:val="right"/>
             </w:pPr>
             <w:r>
               <w:rPr>
@@ -14108,7 +13728,6 @@
               <w:shd w:fill="FAFAFA" w:color="auto" w:val="clear"/>
               <w:bidi/>
               <w:spacing w:after="40" w:before="0" w:line="300"/>
-              <w:jc w:val="right"/>
             </w:pPr>
             <w:r>
               <w:rPr>
@@ -14143,7 +13762,6 @@
               <w:keepNext w:val="false"/>
               <w:bidi/>
               <w:spacing w:after="40" w:before="0" w:line="300"/>
-              <w:jc w:val="right"/>
             </w:pPr>
             <w:r>
               <w:rPr>
@@ -14176,7 +13794,6 @@
               <w:keepNext w:val="false"/>
               <w:bidi/>
               <w:spacing w:after="40" w:before="0" w:line="300"/>
-              <w:jc w:val="right"/>
             </w:pPr>
             <w:r>
               <w:rPr>
@@ -14209,7 +13826,6 @@
               <w:keepNext w:val="false"/>
               <w:bidi/>
               <w:spacing w:after="40" w:before="0" w:line="300"/>
-              <w:jc w:val="right"/>
             </w:pPr>
             <w:r>
               <w:rPr>
@@ -14242,7 +13858,6 @@
               <w:keepNext w:val="false"/>
               <w:bidi/>
               <w:spacing w:after="40" w:before="0" w:line="300"/>
-              <w:jc w:val="right"/>
             </w:pPr>
             <w:r>
               <w:rPr>
@@ -14279,7 +13894,6 @@
               <w:shd w:fill="FAFAFA" w:color="auto" w:val="clear"/>
               <w:bidi/>
               <w:spacing w:after="40" w:before="0" w:line="300"/>
-              <w:jc w:val="right"/>
             </w:pPr>
             <w:r>
               <w:rPr>
@@ -14314,7 +13928,6 @@
               <w:shd w:fill="FAFAFA" w:color="auto" w:val="clear"/>
               <w:bidi/>
               <w:spacing w:after="40" w:before="0" w:line="300"/>
-              <w:jc w:val="right"/>
             </w:pPr>
             <w:r>
               <w:rPr>
@@ -14349,7 +13962,6 @@
               <w:shd w:fill="FAFAFA" w:color="auto" w:val="clear"/>
               <w:bidi/>
               <w:spacing w:after="40" w:before="0" w:line="300"/>
-              <w:jc w:val="right"/>
             </w:pPr>
             <w:r>
               <w:rPr>
@@ -14384,7 +13996,6 @@
               <w:shd w:fill="FAFAFA" w:color="auto" w:val="clear"/>
               <w:bidi/>
               <w:spacing w:after="40" w:before="0" w:line="300"/>
-              <w:jc w:val="right"/>
             </w:pPr>
             <w:r>
               <w:rPr>
@@ -14419,7 +14030,6 @@
               <w:keepNext w:val="false"/>
               <w:bidi/>
               <w:spacing w:after="40" w:before="0" w:line="300"/>
-              <w:jc w:val="right"/>
             </w:pPr>
             <w:r>
               <w:rPr>
@@ -14452,7 +14062,6 @@
               <w:keepNext w:val="false"/>
               <w:bidi/>
               <w:spacing w:after="40" w:before="0" w:line="300"/>
-              <w:jc w:val="right"/>
             </w:pPr>
             <w:r>
               <w:rPr>
@@ -14485,7 +14094,6 @@
               <w:keepNext w:val="false"/>
               <w:bidi/>
               <w:spacing w:after="40" w:before="0" w:line="300"/>
-              <w:jc w:val="right"/>
             </w:pPr>
             <w:r>
               <w:rPr>
@@ -14518,7 +14126,6 @@
               <w:keepNext w:val="false"/>
               <w:bidi/>
               <w:spacing w:after="40" w:before="0" w:line="300"/>
-              <w:jc w:val="right"/>
             </w:pPr>
             <w:r>
               <w:rPr>
@@ -14555,7 +14162,6 @@
               <w:shd w:fill="FAFAFA" w:color="auto" w:val="clear"/>
               <w:bidi/>
               <w:spacing w:after="40" w:before="0" w:line="300"/>
-              <w:jc w:val="right"/>
             </w:pPr>
             <w:r>
               <w:rPr>
@@ -14590,7 +14196,6 @@
               <w:shd w:fill="FAFAFA" w:color="auto" w:val="clear"/>
               <w:bidi/>
               <w:spacing w:after="40" w:before="0" w:line="300"/>
-              <w:jc w:val="right"/>
             </w:pPr>
             <w:r>
               <w:rPr>
@@ -14625,7 +14230,6 @@
               <w:shd w:fill="FAFAFA" w:color="auto" w:val="clear"/>
               <w:bidi/>
               <w:spacing w:after="40" w:before="0" w:line="300"/>
-              <w:jc w:val="right"/>
             </w:pPr>
             <w:r>
               <w:rPr>
@@ -14660,7 +14264,6 @@
               <w:shd w:fill="FAFAFA" w:color="auto" w:val="clear"/>
               <w:bidi/>
               <w:spacing w:after="40" w:before="0" w:line="300"/>
-              <w:jc w:val="right"/>
             </w:pPr>
             <w:r>
               <w:rPr>
@@ -14695,7 +14298,6 @@
               <w:keepNext w:val="false"/>
               <w:bidi/>
               <w:spacing w:after="40" w:before="0" w:line="300"/>
-              <w:jc w:val="right"/>
             </w:pPr>
             <w:r>
               <w:rPr>
@@ -14728,7 +14330,6 @@
               <w:keepNext w:val="false"/>
               <w:bidi/>
               <w:spacing w:after="40" w:before="0" w:line="300"/>
-              <w:jc w:val="right"/>
             </w:pPr>
             <w:r>
               <w:rPr>
@@ -14761,7 +14362,6 @@
               <w:keepNext w:val="false"/>
               <w:bidi/>
               <w:spacing w:after="40" w:before="0" w:line="300"/>
-              <w:jc w:val="right"/>
             </w:pPr>
             <w:r>
               <w:rPr>
@@ -14794,7 +14394,6 @@
               <w:keepNext w:val="false"/>
               <w:bidi/>
               <w:spacing w:after="40" w:before="0" w:line="300"/>
-              <w:jc w:val="right"/>
             </w:pPr>
             <w:r>
               <w:rPr>
@@ -14819,7 +14418,6 @@
         <w:keepNext w:val="false"/>
         <w:bidi/>
         <w:spacing w:after="0" w:before="0" w:line="300"/>
-        <w:jc w:val="right"/>
       </w:pPr>
       <w:r>
         <w:rPr>
@@ -14840,13 +14438,12 @@
       <w:pPr>
         <w:keepNext w:val="false"/>
         <w:pBdr>
-          <w:right w:val="single" w:color="8A6A12" w:sz="18" w:space="8"/>
+          <w:left w:val="single" w:color="8A6A12" w:sz="18" w:space="8"/>
         </w:pBdr>
         <w:shd w:fill="FBF6E7" w:color="auto" w:val="clear"/>
         <w:bidi/>
         <w:spacing w:after="140" w:before="0" w:line="300"/>
         <w:ind w:left="120" w:right="120"/>
-        <w:jc w:val="right"/>
       </w:pPr>
       <w:r>
         <w:rPr>
@@ -15059,10 +14656,10 @@
       <w:start w:val="1"/>
       <w:numFmt w:val="bullet"/>
       <w:lvlText w:val="•"/>
-      <w:lvlJc w:val="right"/>
-      <w:pPr>
-        <w:bidi/>
-        <w:ind w:right="360" w:hanging="240"/>
+      <w:lvlJc w:val="left"/>
+      <w:pPr>
+        <w:bidi/>
+        <w:ind w:left="360" w:hanging="240"/>
       </w:pPr>
       <w:rPr>
         <w:rFonts w:ascii="Arial" w:cs="Arial" w:eastAsia="Arial" w:hAnsi="Arial"/>
@@ -15073,10 +14670,10 @@
       <w:start w:val="1"/>
       <w:numFmt w:val="bullet"/>
       <w:lvlText w:val="◦"/>
-      <w:lvlJc w:val="right"/>
-      <w:pPr>
-        <w:bidi/>
-        <w:ind w:right="720" w:hanging="240"/>
+      <w:lvlJc w:val="left"/>
+      <w:pPr>
+        <w:bidi/>
+        <w:ind w:left="720" w:hanging="240"/>
       </w:pPr>
       <w:rPr>
         <w:rFonts w:ascii="Arial" w:cs="Arial" w:eastAsia="Arial" w:hAnsi="Arial"/>
@@ -15090,10 +14687,10 @@
       <w:start w:val="1"/>
       <w:numFmt w:val="decimal"/>
       <w:lvlText w:val="%1."/>
-      <w:lvlJc w:val="right"/>
-      <w:pPr>
-        <w:bidi/>
-        <w:ind w:right="400" w:hanging="240"/>
+      <w:lvlJc w:val="left"/>
+      <w:pPr>
+        <w:bidi/>
+        <w:ind w:left="400" w:hanging="240"/>
       </w:pPr>
       <w:rPr>
         <w:rFonts w:ascii="Arial" w:cs="Arial" w:eastAsia="Arial" w:hAnsi="Arial"/>
@@ -15131,7 +14728,6 @@
     <w:pPrDefault>
       <w:pPr>
         <w:bidi/>
-        <w:jc w:val="right"/>
       </w:pPr>
     </w:pPrDefault>
   </w:docDefaults>
